--- a/docx/TP2_Controle_Acces_RBAC_Anonymisation_formateur.docx
+++ b/docx/TP2_Controle_Acces_RBAC_Anonymisation_formateur.docx
@@ -69,7 +69,7 @@
       </w:tblGrid>
       <w:tr>
         <w:trPr>
-          <w:tblHeader w:val="false"/>
+          <w:tblHeader w:val="off"/>
         </w:trPr>
         <w:tc>
           <w:tcPr>
@@ -135,7 +135,7 @@
       </w:tr>
       <w:tr>
         <w:trPr>
-          <w:tblHeader w:val="false"/>
+          <w:tblHeader w:val="off"/>
         </w:trPr>
         <w:tc>
           <w:tcPr>
@@ -222,7 +222,7 @@
       </w:tr>
       <w:tr>
         <w:trPr>
-          <w:tblHeader w:val="false"/>
+          <w:tblHeader w:val="off"/>
         </w:trPr>
         <w:tc>
           <w:tcPr>
@@ -288,7 +288,7 @@
       </w:tr>
       <w:tr>
         <w:trPr>
-          <w:tblHeader w:val="false"/>
+          <w:tblHeader w:val="off"/>
         </w:trPr>
         <w:tc>
           <w:tcPr>
@@ -885,7 +885,7 @@
       </w:tr>
       <w:tr>
         <w:trPr>
-          <w:tblHeader w:val="false"/>
+          <w:tblHeader w:val="off"/>
         </w:trPr>
         <w:tc>
           <w:tcPr>
@@ -979,7 +979,7 @@
       </w:tr>
       <w:tr>
         <w:trPr>
-          <w:tblHeader w:val="false"/>
+          <w:tblHeader w:val="off"/>
         </w:trPr>
         <w:tc>
           <w:tcPr>
@@ -1073,7 +1073,7 @@
       </w:tr>
       <w:tr>
         <w:trPr>
-          <w:tblHeader w:val="false"/>
+          <w:tblHeader w:val="off"/>
         </w:trPr>
         <w:tc>
           <w:tcPr>
@@ -1178,7 +1178,7 @@
       </w:tr>
       <w:tr>
         <w:trPr>
-          <w:tblHeader w:val="false"/>
+          <w:tblHeader w:val="off"/>
         </w:trPr>
         <w:tc>
           <w:tcPr>
@@ -1307,7 +1307,7 @@
       </w:tr>
       <w:tr>
         <w:trPr>
-          <w:tblHeader w:val="false"/>
+          <w:tblHeader w:val="off"/>
         </w:trPr>
         <w:tc>
           <w:tcPr>
@@ -1682,7 +1682,7 @@
       </w:tr>
       <w:tr>
         <w:trPr>
-          <w:tblHeader w:val="false"/>
+          <w:tblHeader w:val="off"/>
         </w:trPr>
         <w:tc>
           <w:tcPr>
@@ -1810,7 +1810,7 @@
       </w:tr>
       <w:tr>
         <w:trPr>
-          <w:tblHeader w:val="false"/>
+          <w:tblHeader w:val="off"/>
         </w:trPr>
         <w:tc>
           <w:tcPr>
@@ -1916,7 +1916,7 @@
       </w:tr>
       <w:tr>
         <w:trPr>
-          <w:tblHeader w:val="false"/>
+          <w:tblHeader w:val="off"/>
         </w:trPr>
         <w:tc>
           <w:tcPr>
@@ -2022,7 +2022,7 @@
       </w:tr>
       <w:tr>
         <w:trPr>
-          <w:tblHeader w:val="false"/>
+          <w:tblHeader w:val="off"/>
         </w:trPr>
         <w:tc>
           <w:tcPr>
@@ -2190,29 +2190,39 @@
       </w:pPr>
       <w:r>
         <w:rPr>
-          <w:color w:val="202122"/>
-          <w:sz w:val="21"/>
-          <w:szCs w:val="21"/>
-        </w:rPr>
-        <w:t xml:space="preserve">Démarche à chaque étape : </w:t>
-      </w:r>
-      <w:r>
-        <w:rPr>
           <w:b/>
           <w:bCs/>
           <w:color w:val="202122"/>
           <w:sz w:val="21"/>
           <w:szCs w:val="21"/>
         </w:rPr>
-        <w:t xml:space="preserve">🎯 Pourquoi → ▶ Faire → ✅ Vérifier</w:t>
-      </w:r>
-      <w:r>
-        <w:rPr>
-          <w:color w:val="202122"/>
-          <w:sz w:val="21"/>
-          <w:szCs w:val="21"/>
-        </w:rPr>
-        <w:t xml:space="preserve">. Tout se passe dans la toolbox (</w:t>
+        <w:t xml:space="preserve">Où taper les commandes ?</w:t>
+      </w:r>
+      <w:r>
+        <w:rPr>
+          <w:color w:val="202122"/>
+          <w:sz w:val="21"/>
+          <w:szCs w:val="21"/>
+        </w:rPr>
+        <w:t xml:space="preserve"> Dans l'onglet </w:t>
+      </w:r>
+      <w:r>
+        <w:rPr>
+          <w:b/>
+          <w:bCs/>
+          <w:color w:val="202122"/>
+          <w:sz w:val="21"/>
+          <w:szCs w:val="21"/>
+        </w:rPr>
+        <w:t xml:space="preserve">Terminal</w:t>
+      </w:r>
+      <w:r>
+        <w:rPr>
+          <w:color w:val="202122"/>
+          <w:sz w:val="21"/>
+          <w:szCs w:val="21"/>
+        </w:rPr>
+        <w:t xml:space="preserve"> de votre console web (adresse et mot de passe donnés par le formateur). Une commande par ligne, Ctrl+Entrée pour lancer. Remplacez chaque </w:t>
       </w:r>
       <w:r>
         <w:rPr>
@@ -2222,34 +2232,851 @@
           <w:szCs w:val="19"/>
           <w:shd w:fill="EEEEEE" w:val="clear"/>
         </w:rPr>
-        <w:t xml:space="preserve">docker compose exec toolbox bash</w:t>
-      </w:r>
-      <w:r>
-        <w:rPr>
-          <w:color w:val="202122"/>
-          <w:sz w:val="21"/>
-          <w:szCs w:val="21"/>
-        </w:rPr>
-        <w:t xml:space="preserve">). Si Vault est scellé : </w:t>
-      </w:r>
-      <w:r>
-        <w:rPr>
-          <w:rFonts w:ascii="Consolas" w:cs="Consolas" w:eastAsia="Consolas" w:hAnsi="Consolas"/>
-          <w:color w:val="44445A"/>
-          <w:sz w:val="19"/>
-          <w:szCs w:val="19"/>
-          <w:shd w:fill="EEEEEE" w:val="clear"/>
-        </w:rPr>
-        <w:t xml:space="preserve">/lab/scripts/vault-unseal.sh</w:t>
-      </w:r>
-      <w:r>
-        <w:rPr>
-          <w:color w:val="202122"/>
-          <w:sz w:val="21"/>
-          <w:szCs w:val="21"/>
-        </w:rPr>
-        <w:t xml:space="preserve">.</w:t>
-      </w:r>
+        <w:t xml:space="preserve">&lt;valeur&gt;</w:t>
+      </w:r>
+      <w:r>
+        <w:rPr>
+          <w:color w:val="202122"/>
+          <w:sz w:val="21"/>
+          <w:szCs w:val="21"/>
+        </w:rPr>
+        <w:t xml:space="preserve"> par ce que la commande précédente a affiché. Le bouton </w:t>
+      </w:r>
+      <w:r>
+        <w:rPr>
+          <w:b/>
+          <w:bCs/>
+          <w:color w:val="202122"/>
+          <w:sz w:val="21"/>
+          <w:szCs w:val="21"/>
+        </w:rPr>
+        <w:t xml:space="preserve">🔑 Voir les identifiants</w:t>
+      </w:r>
+      <w:r>
+        <w:rPr>
+          <w:color w:val="202122"/>
+          <w:sz w:val="21"/>
+          <w:szCs w:val="21"/>
+        </w:rPr>
+        <w:t xml:space="preserve"> donne tous les mots de passe du lab.</w:t>
+      </w:r>
+    </w:p>
+    <w:p>
+      <w:pPr>
+        <w:spacing w:after="120" w:line="276"/>
+        <w:rPr>
+          <w:color w:val="202122"/>
+          <w:sz w:val="21"/>
+          <w:szCs w:val="21"/>
+        </w:rPr>
+      </w:pPr>
+      <w:r>
+        <w:rPr>
+          <w:color w:val="202122"/>
+          <w:sz w:val="21"/>
+          <w:szCs w:val="21"/>
+        </w:rPr>
+        <w:t xml:space="preserve">Chaque étape suit la même démarche : </w:t>
+      </w:r>
+      <w:r>
+        <w:rPr>
+          <w:b/>
+          <w:bCs/>
+          <w:color w:val="202122"/>
+          <w:sz w:val="21"/>
+          <w:szCs w:val="21"/>
+        </w:rPr>
+        <w:t xml:space="preserve">🎯 Pourquoi → ▶ Faire → ✅ Vérifier</w:t>
+      </w:r>
+      <w:r>
+        <w:rPr>
+          <w:color w:val="202122"/>
+          <w:sz w:val="21"/>
+          <w:szCs w:val="21"/>
+        </w:rPr>
+        <w:t xml:space="preserve">. Faites une capture de chaque ✅.</w:t>
+      </w:r>
+    </w:p>
+    <w:p>
+      <w:pPr>
+        <w:spacing w:after="120" w:line="276"/>
+        <w:rPr>
+          <w:color w:val="202122"/>
+          <w:sz w:val="21"/>
+          <w:szCs w:val="21"/>
+        </w:rPr>
+      </w:pPr>
+      <w:r>
+        <w:rPr>
+          <w:b/>
+          <w:bCs/>
+          <w:color w:val="202122"/>
+          <w:sz w:val="21"/>
+          <w:szCs w:val="21"/>
+        </w:rPr>
+        <w:t xml:space="preserve">Aide-mémoire</w:t>
+      </w:r>
+    </w:p>
+    <w:tbl>
+      <w:tblPr>
+        <w:tblW w:type="dxa" w:w="9638"/>
+        <w:tblBorders>
+          <w:top w:val="single" w:color="auto" w:sz="4"/>
+          <w:left w:val="single" w:color="auto" w:sz="4"/>
+          <w:bottom w:val="single" w:color="auto" w:sz="4"/>
+          <w:right w:val="single" w:color="auto" w:sz="4"/>
+          <w:insideH w:val="single" w:color="auto" w:sz="4"/>
+          <w:insideV w:val="single" w:color="auto" w:sz="4"/>
+        </w:tblBorders>
+        <w:tblLayout w:type="fixed"/>
+      </w:tblPr>
+      <w:tblGrid>
+        <w:gridCol w:w="2670"/>
+        <w:gridCol w:w="6968"/>
+      </w:tblGrid>
+      <w:tr>
+        <w:trPr>
+          <w:tblHeader/>
+        </w:trPr>
+        <w:tc>
+          <w:tcPr>
+            <w:tcW w:type="dxa" w:w="2670"/>
+            <w:tcBorders>
+              <w:top w:val="single" w:color="C9C9D6" w:sz="4"/>
+              <w:left w:val="single" w:color="C9C9D6" w:sz="4"/>
+              <w:bottom w:val="single" w:color="C9C9D6" w:sz="4"/>
+              <w:right w:val="single" w:color="C9C9D6" w:sz="4"/>
+            </w:tcBorders>
+            <w:shd w:fill="5B5B79" w:val="clear"/>
+            <w:tcMar>
+              <w:top w:type="dxa" w:w="60"/>
+              <w:left w:type="dxa" w:w="100"/>
+              <w:bottom w:type="dxa" w:w="60"/>
+              <w:right w:type="dxa" w:w="100"/>
+            </w:tcMar>
+          </w:tcPr>
+          <w:p>
+            <w:r>
+              <w:rPr>
+                <w:rFonts w:ascii="Calibri" w:cs="Calibri" w:eastAsia="Calibri" w:hAnsi="Calibri"/>
+                <w:b/>
+                <w:bCs/>
+                <w:color w:val="FFFFFF"/>
+                <w:sz w:val="19"/>
+                <w:szCs w:val="19"/>
+              </w:rPr>
+              <w:t xml:space="preserve">Commande</w:t>
+            </w:r>
+          </w:p>
+        </w:tc>
+        <w:tc>
+          <w:tcPr>
+            <w:tcW w:type="dxa" w:w="6968"/>
+            <w:tcBorders>
+              <w:top w:val="single" w:color="C9C9D6" w:sz="4"/>
+              <w:left w:val="single" w:color="C9C9D6" w:sz="4"/>
+              <w:bottom w:val="single" w:color="C9C9D6" w:sz="4"/>
+              <w:right w:val="single" w:color="C9C9D6" w:sz="4"/>
+            </w:tcBorders>
+            <w:shd w:fill="5B5B79" w:val="clear"/>
+            <w:tcMar>
+              <w:top w:type="dxa" w:w="60"/>
+              <w:left w:type="dxa" w:w="100"/>
+              <w:bottom w:type="dxa" w:w="60"/>
+              <w:right w:type="dxa" w:w="100"/>
+            </w:tcMar>
+          </w:tcPr>
+          <w:p>
+            <w:r>
+              <w:rPr>
+                <w:rFonts w:ascii="Calibri" w:cs="Calibri" w:eastAsia="Calibri" w:hAnsi="Calibri"/>
+                <w:b/>
+                <w:bCs/>
+                <w:color w:val="FFFFFF"/>
+                <w:sz w:val="19"/>
+                <w:szCs w:val="19"/>
+              </w:rPr>
+              <w:t xml:space="preserve">À quoi elle sert</w:t>
+            </w:r>
+          </w:p>
+        </w:tc>
+      </w:tr>
+      <w:tr>
+        <w:trPr>
+          <w:tblHeader w:val="off"/>
+        </w:trPr>
+        <w:tc>
+          <w:tcPr>
+            <w:tcW w:type="dxa" w:w="2670"/>
+            <w:tcBorders>
+              <w:top w:val="single" w:color="C9C9D6" w:sz="4"/>
+              <w:left w:val="single" w:color="C9C9D6" w:sz="4"/>
+              <w:bottom w:val="single" w:color="C9C9D6" w:sz="4"/>
+              <w:right w:val="single" w:color="C9C9D6" w:sz="4"/>
+            </w:tcBorders>
+            <w:tcMar>
+              <w:top w:type="dxa" w:w="60"/>
+              <w:left w:type="dxa" w:w="100"/>
+              <w:bottom w:type="dxa" w:w="60"/>
+              <w:right w:type="dxa" w:w="100"/>
+            </w:tcMar>
+          </w:tcPr>
+          <w:p>
+            <w:r>
+              <w:rPr>
+                <w:rFonts w:ascii="Consolas" w:cs="Consolas" w:eastAsia="Consolas" w:hAnsi="Consolas"/>
+                <w:color w:val="44445A"/>
+                <w:sz w:val="17"/>
+                <w:szCs w:val="17"/>
+                <w:shd w:fill="EEEEEE" w:val="clear"/>
+              </w:rPr>
+              <w:t xml:space="preserve">sql "SELECT …"</w:t>
+            </w:r>
+          </w:p>
+        </w:tc>
+        <w:tc>
+          <w:tcPr>
+            <w:tcW w:type="dxa" w:w="6968"/>
+            <w:tcBorders>
+              <w:top w:val="single" w:color="C9C9D6" w:sz="4"/>
+              <w:left w:val="single" w:color="C9C9D6" w:sz="4"/>
+              <w:bottom w:val="single" w:color="C9C9D6" w:sz="4"/>
+              <w:right w:val="single" w:color="C9C9D6" w:sz="4"/>
+            </w:tcBorders>
+            <w:tcMar>
+              <w:top w:type="dxa" w:w="60"/>
+              <w:left w:type="dxa" w:w="100"/>
+              <w:bottom w:type="dxa" w:w="60"/>
+              <w:right w:type="dxa" w:w="100"/>
+            </w:tcMar>
+          </w:tcPr>
+          <w:p>
+            <w:r>
+              <w:rPr>
+                <w:rFonts w:ascii="Calibri" w:cs="Calibri" w:eastAsia="Calibri" w:hAnsi="Calibri"/>
+                <w:b w:val="false"/>
+                <w:bCs w:val="false"/>
+                <w:color w:val="202122"/>
+                <w:sz w:val="19"/>
+                <w:szCs w:val="19"/>
+              </w:rPr>
+              <w:t xml:space="preserve">une requête SQL en administrateur (le mot de passe est lu dans Vault)</w:t>
+            </w:r>
+          </w:p>
+        </w:tc>
+      </w:tr>
+      <w:tr>
+        <w:trPr>
+          <w:tblHeader w:val="off"/>
+        </w:trPr>
+        <w:tc>
+          <w:tcPr>
+            <w:tcW w:type="dxa" w:w="2670"/>
+            <w:tcBorders>
+              <w:top w:val="single" w:color="C9C9D6" w:sz="4"/>
+              <w:left w:val="single" w:color="C9C9D6" w:sz="4"/>
+              <w:bottom w:val="single" w:color="C9C9D6" w:sz="4"/>
+              <w:right w:val="single" w:color="C9C9D6" w:sz="4"/>
+            </w:tcBorders>
+            <w:tcMar>
+              <w:top w:type="dxa" w:w="60"/>
+              <w:left w:type="dxa" w:w="100"/>
+              <w:bottom w:type="dxa" w:w="60"/>
+              <w:right w:type="dxa" w:w="100"/>
+            </w:tcMar>
+          </w:tcPr>
+          <w:p>
+            <w:r>
+              <w:rPr>
+                <w:rFonts w:ascii="Consolas" w:cs="Consolas" w:eastAsia="Consolas" w:hAnsi="Consolas"/>
+                <w:color w:val="44445A"/>
+                <w:sz w:val="17"/>
+                <w:szCs w:val="17"/>
+                <w:shd w:fill="EEEEEE" w:val="clear"/>
+              </w:rPr>
+              <w:t xml:space="preserve">sql -f fichier.sql</w:t>
+            </w:r>
+          </w:p>
+        </w:tc>
+        <w:tc>
+          <w:tcPr>
+            <w:tcW w:type="dxa" w:w="6968"/>
+            <w:tcBorders>
+              <w:top w:val="single" w:color="C9C9D6" w:sz="4"/>
+              <w:left w:val="single" w:color="C9C9D6" w:sz="4"/>
+              <w:bottom w:val="single" w:color="C9C9D6" w:sz="4"/>
+              <w:right w:val="single" w:color="C9C9D6" w:sz="4"/>
+            </w:tcBorders>
+            <w:tcMar>
+              <w:top w:type="dxa" w:w="60"/>
+              <w:left w:type="dxa" w:w="100"/>
+              <w:bottom w:type="dxa" w:w="60"/>
+              <w:right w:type="dxa" w:w="100"/>
+            </w:tcMar>
+          </w:tcPr>
+          <w:p>
+            <w:r>
+              <w:rPr>
+                <w:rFonts w:ascii="Calibri" w:cs="Calibri" w:eastAsia="Calibri" w:hAnsi="Calibri"/>
+                <w:b w:val="false"/>
+                <w:bCs w:val="false"/>
+                <w:color w:val="202122"/>
+                <w:sz w:val="19"/>
+                <w:szCs w:val="19"/>
+              </w:rPr>
+              <w:t xml:space="preserve">exécuter un fichier SQL</w:t>
+            </w:r>
+          </w:p>
+        </w:tc>
+      </w:tr>
+      <w:tr>
+        <w:trPr>
+          <w:tblHeader w:val="off"/>
+        </w:trPr>
+        <w:tc>
+          <w:tcPr>
+            <w:tcW w:type="dxa" w:w="2670"/>
+            <w:tcBorders>
+              <w:top w:val="single" w:color="C9C9D6" w:sz="4"/>
+              <w:left w:val="single" w:color="C9C9D6" w:sz="4"/>
+              <w:bottom w:val="single" w:color="C9C9D6" w:sz="4"/>
+              <w:right w:val="single" w:color="C9C9D6" w:sz="4"/>
+            </w:tcBorders>
+            <w:tcMar>
+              <w:top w:type="dxa" w:w="60"/>
+              <w:left w:type="dxa" w:w="100"/>
+              <w:bottom w:type="dxa" w:w="60"/>
+              <w:right w:type="dxa" w:w="100"/>
+            </w:tcMar>
+          </w:tcPr>
+          <w:p>
+            <w:r>
+              <w:rPr>
+                <w:rFonts w:ascii="Consolas" w:cs="Consolas" w:eastAsia="Consolas" w:hAnsi="Consolas"/>
+                <w:color w:val="44445A"/>
+                <w:sz w:val="17"/>
+                <w:szCs w:val="17"/>
+                <w:shd w:fill="EEEEEE" w:val="clear"/>
+              </w:rPr>
+              <w:t xml:space="preserve">sql-as bruno "SELECT …"</w:t>
+            </w:r>
+          </w:p>
+        </w:tc>
+        <w:tc>
+          <w:tcPr>
+            <w:tcW w:type="dxa" w:w="6968"/>
+            <w:tcBorders>
+              <w:top w:val="single" w:color="C9C9D6" w:sz="4"/>
+              <w:left w:val="single" w:color="C9C9D6" w:sz="4"/>
+              <w:bottom w:val="single" w:color="C9C9D6" w:sz="4"/>
+              <w:right w:val="single" w:color="C9C9D6" w:sz="4"/>
+            </w:tcBorders>
+            <w:tcMar>
+              <w:top w:type="dxa" w:w="60"/>
+              <w:left w:type="dxa" w:w="100"/>
+              <w:bottom w:type="dxa" w:w="60"/>
+              <w:right w:type="dxa" w:w="100"/>
+            </w:tcMar>
+          </w:tcPr>
+          <w:p>
+            <w:r>
+              <w:rPr>
+                <w:rFonts w:ascii="Calibri" w:cs="Calibri" w:eastAsia="Calibri" w:hAnsi="Calibri"/>
+                <w:b w:val="false"/>
+                <w:bCs w:val="false"/>
+                <w:color w:val="202122"/>
+                <w:sz w:val="19"/>
+                <w:szCs w:val="19"/>
+              </w:rPr>
+              <w:t xml:space="preserve">une requête </w:t>
+            </w:r>
+            <w:r>
+              <w:rPr>
+                <w:rFonts w:ascii="Calibri" w:cs="Calibri" w:eastAsia="Calibri" w:hAnsi="Calibri"/>
+                <w:b/>
+                <w:bCs/>
+                <w:color w:val="202122"/>
+                <w:sz w:val="19"/>
+                <w:szCs w:val="19"/>
+              </w:rPr>
+              <w:t xml:space="preserve">en tant que</w:t>
+            </w:r>
+            <w:r>
+              <w:rPr>
+                <w:rFonts w:ascii="Calibri" w:cs="Calibri" w:eastAsia="Calibri" w:hAnsi="Calibri"/>
+                <w:b w:val="false"/>
+                <w:bCs w:val="false"/>
+                <w:color w:val="202122"/>
+                <w:sz w:val="19"/>
+                <w:szCs w:val="19"/>
+              </w:rPr>
+              <w:t xml:space="preserve"> alice, bruno, claire, david, samira ou nadia (à partir du TP2)</w:t>
+            </w:r>
+          </w:p>
+        </w:tc>
+      </w:tr>
+      <w:tr>
+        <w:trPr>
+          <w:tblHeader w:val="off"/>
+        </w:trPr>
+        <w:tc>
+          <w:tcPr>
+            <w:tcW w:type="dxa" w:w="2670"/>
+            <w:tcBorders>
+              <w:top w:val="single" w:color="C9C9D6" w:sz="4"/>
+              <w:left w:val="single" w:color="C9C9D6" w:sz="4"/>
+              <w:bottom w:val="single" w:color="C9C9D6" w:sz="4"/>
+              <w:right w:val="single" w:color="C9C9D6" w:sz="4"/>
+            </w:tcBorders>
+            <w:tcMar>
+              <w:top w:type="dxa" w:w="60"/>
+              <w:left w:type="dxa" w:w="100"/>
+              <w:bottom w:type="dxa" w:w="60"/>
+              <w:right w:type="dxa" w:w="100"/>
+            </w:tcMar>
+          </w:tcPr>
+          <w:p>
+            <w:r>
+              <w:rPr>
+                <w:rFonts w:ascii="Consolas" w:cs="Consolas" w:eastAsia="Consolas" w:hAnsi="Consolas"/>
+                <w:color w:val="44445A"/>
+                <w:sz w:val="17"/>
+                <w:szCs w:val="17"/>
+                <w:shd w:fill="EEEEEE" w:val="clear"/>
+              </w:rPr>
+              <w:t xml:space="preserve">vault status</w:t>
+            </w:r>
+          </w:p>
+        </w:tc>
+        <w:tc>
+          <w:tcPr>
+            <w:tcW w:type="dxa" w:w="6968"/>
+            <w:tcBorders>
+              <w:top w:val="single" w:color="C9C9D6" w:sz="4"/>
+              <w:left w:val="single" w:color="C9C9D6" w:sz="4"/>
+              <w:bottom w:val="single" w:color="C9C9D6" w:sz="4"/>
+              <w:right w:val="single" w:color="C9C9D6" w:sz="4"/>
+            </w:tcBorders>
+            <w:tcMar>
+              <w:top w:type="dxa" w:w="60"/>
+              <w:left w:type="dxa" w:w="100"/>
+              <w:bottom w:type="dxa" w:w="60"/>
+              <w:right w:type="dxa" w:w="100"/>
+            </w:tcMar>
+          </w:tcPr>
+          <w:p>
+            <w:r>
+              <w:rPr>
+                <w:rFonts w:ascii="Calibri" w:cs="Calibri" w:eastAsia="Calibri" w:hAnsi="Calibri"/>
+                <w:b w:val="false"/>
+                <w:bCs w:val="false"/>
+                <w:color w:val="202122"/>
+                <w:sz w:val="19"/>
+                <w:szCs w:val="19"/>
+              </w:rPr>
+              <w:t xml:space="preserve">état du coffre (</w:t>
+            </w:r>
+            <w:r>
+              <w:rPr>
+                <w:rFonts w:ascii="Consolas" w:cs="Consolas" w:eastAsia="Consolas" w:hAnsi="Consolas"/>
+                <w:color w:val="44445A"/>
+                <w:sz w:val="17"/>
+                <w:szCs w:val="17"/>
+                <w:shd w:fill="EEEEEE" w:val="clear"/>
+              </w:rPr>
+              <w:t xml:space="preserve">Sealed true</w:t>
+            </w:r>
+            <w:r>
+              <w:rPr>
+                <w:rFonts w:ascii="Calibri" w:cs="Calibri" w:eastAsia="Calibri" w:hAnsi="Calibri"/>
+                <w:b w:val="false"/>
+                <w:bCs w:val="false"/>
+                <w:color w:val="202122"/>
+                <w:sz w:val="19"/>
+                <w:szCs w:val="19"/>
+              </w:rPr>
+              <w:t xml:space="preserve"> = fermé)</w:t>
+            </w:r>
+          </w:p>
+        </w:tc>
+      </w:tr>
+      <w:tr>
+        <w:trPr>
+          <w:tblHeader w:val="off"/>
+        </w:trPr>
+        <w:tc>
+          <w:tcPr>
+            <w:tcW w:type="dxa" w:w="2670"/>
+            <w:tcBorders>
+              <w:top w:val="single" w:color="C9C9D6" w:sz="4"/>
+              <w:left w:val="single" w:color="C9C9D6" w:sz="4"/>
+              <w:bottom w:val="single" w:color="C9C9D6" w:sz="4"/>
+              <w:right w:val="single" w:color="C9C9D6" w:sz="4"/>
+            </w:tcBorders>
+            <w:tcMar>
+              <w:top w:type="dxa" w:w="60"/>
+              <w:left w:type="dxa" w:w="100"/>
+              <w:bottom w:type="dxa" w:w="60"/>
+              <w:right w:type="dxa" w:w="100"/>
+            </w:tcMar>
+          </w:tcPr>
+          <w:p>
+            <w:r>
+              <w:rPr>
+                <w:rFonts w:ascii="Consolas" w:cs="Consolas" w:eastAsia="Consolas" w:hAnsi="Consolas"/>
+                <w:color w:val="44445A"/>
+                <w:sz w:val="17"/>
+                <w:szCs w:val="17"/>
+                <w:shd w:fill="EEEEEE" w:val="clear"/>
+              </w:rPr>
+              <w:t xml:space="preserve">vault-cles</w:t>
+            </w:r>
+          </w:p>
+        </w:tc>
+        <w:tc>
+          <w:tcPr>
+            <w:tcW w:type="dxa" w:w="6968"/>
+            <w:tcBorders>
+              <w:top w:val="single" w:color="C9C9D6" w:sz="4"/>
+              <w:left w:val="single" w:color="C9C9D6" w:sz="4"/>
+              <w:bottom w:val="single" w:color="C9C9D6" w:sz="4"/>
+              <w:right w:val="single" w:color="C9C9D6" w:sz="4"/>
+            </w:tcBorders>
+            <w:tcMar>
+              <w:top w:type="dxa" w:w="60"/>
+              <w:left w:type="dxa" w:w="100"/>
+              <w:bottom w:type="dxa" w:w="60"/>
+              <w:right w:type="dxa" w:w="100"/>
+            </w:tcMar>
+          </w:tcPr>
+          <w:p>
+            <w:r>
+              <w:rPr>
+                <w:rFonts w:ascii="Calibri" w:cs="Calibri" w:eastAsia="Calibri" w:hAnsi="Calibri"/>
+                <w:b w:val="false"/>
+                <w:bCs w:val="false"/>
+                <w:color w:val="202122"/>
+                <w:sz w:val="19"/>
+                <w:szCs w:val="19"/>
+              </w:rPr>
+              <w:t xml:space="preserve">les 5 clés d'ouverture et le jeton root de Vault</w:t>
+            </w:r>
+          </w:p>
+        </w:tc>
+      </w:tr>
+      <w:tr>
+        <w:trPr>
+          <w:tblHeader w:val="off"/>
+        </w:trPr>
+        <w:tc>
+          <w:tcPr>
+            <w:tcW w:type="dxa" w:w="2670"/>
+            <w:tcBorders>
+              <w:top w:val="single" w:color="C9C9D6" w:sz="4"/>
+              <w:left w:val="single" w:color="C9C9D6" w:sz="4"/>
+              <w:bottom w:val="single" w:color="C9C9D6" w:sz="4"/>
+              <w:right w:val="single" w:color="C9C9D6" w:sz="4"/>
+            </w:tcBorders>
+            <w:tcMar>
+              <w:top w:type="dxa" w:w="60"/>
+              <w:left w:type="dxa" w:w="100"/>
+              <w:bottom w:type="dxa" w:w="60"/>
+              <w:right w:type="dxa" w:w="100"/>
+            </w:tcMar>
+          </w:tcPr>
+          <w:p>
+            <w:r>
+              <w:rPr>
+                <w:rFonts w:ascii="Consolas" w:cs="Consolas" w:eastAsia="Consolas" w:hAnsi="Consolas"/>
+                <w:color w:val="44445A"/>
+                <w:sz w:val="17"/>
+                <w:szCs w:val="17"/>
+                <w:shd w:fill="EEEEEE" w:val="clear"/>
+              </w:rPr>
+              <w:t xml:space="preserve">cat fichier</w:t>
+            </w:r>
+          </w:p>
+        </w:tc>
+        <w:tc>
+          <w:tcPr>
+            <w:tcW w:type="dxa" w:w="6968"/>
+            <w:tcBorders>
+              <w:top w:val="single" w:color="C9C9D6" w:sz="4"/>
+              <w:left w:val="single" w:color="C9C9D6" w:sz="4"/>
+              <w:bottom w:val="single" w:color="C9C9D6" w:sz="4"/>
+              <w:right w:val="single" w:color="C9C9D6" w:sz="4"/>
+            </w:tcBorders>
+            <w:tcMar>
+              <w:top w:type="dxa" w:w="60"/>
+              <w:left w:type="dxa" w:w="100"/>
+              <w:bottom w:type="dxa" w:w="60"/>
+              <w:right w:type="dxa" w:w="100"/>
+            </w:tcMar>
+          </w:tcPr>
+          <w:p>
+            <w:r>
+              <w:rPr>
+                <w:rFonts w:ascii="Calibri" w:cs="Calibri" w:eastAsia="Calibri" w:hAnsi="Calibri"/>
+                <w:b w:val="false"/>
+                <w:bCs w:val="false"/>
+                <w:color w:val="202122"/>
+                <w:sz w:val="19"/>
+                <w:szCs w:val="19"/>
+              </w:rPr>
+              <w:t xml:space="preserve">lire un script avant de le lancer</w:t>
+            </w:r>
+          </w:p>
+        </w:tc>
+      </w:tr>
+      <w:tr>
+        <w:trPr>
+          <w:tblHeader w:val="off"/>
+        </w:trPr>
+        <w:tc>
+          <w:tcPr>
+            <w:tcW w:type="dxa" w:w="2670"/>
+            <w:tcBorders>
+              <w:top w:val="single" w:color="C9C9D6" w:sz="4"/>
+              <w:left w:val="single" w:color="C9C9D6" w:sz="4"/>
+              <w:bottom w:val="single" w:color="C9C9D6" w:sz="4"/>
+              <w:right w:val="single" w:color="C9C9D6" w:sz="4"/>
+            </w:tcBorders>
+            <w:tcMar>
+              <w:top w:type="dxa" w:w="60"/>
+              <w:left w:type="dxa" w:w="100"/>
+              <w:bottom w:type="dxa" w:w="60"/>
+              <w:right w:type="dxa" w:w="100"/>
+            </w:tcMar>
+          </w:tcPr>
+          <w:p>
+            <w:r>
+              <w:rPr>
+                <w:rFonts w:ascii="Consolas" w:cs="Consolas" w:eastAsia="Consolas" w:hAnsi="Consolas"/>
+                <w:color w:val="44445A"/>
+                <w:sz w:val="17"/>
+                <w:szCs w:val="17"/>
+                <w:shd w:fill="EEEEEE" w:val="clear"/>
+              </w:rPr>
+              <w:t xml:space="preserve">logs tout</w:t>
+            </w:r>
+          </w:p>
+        </w:tc>
+        <w:tc>
+          <w:tcPr>
+            <w:tcW w:type="dxa" w:w="6968"/>
+            <w:tcBorders>
+              <w:top w:val="single" w:color="C9C9D6" w:sz="4"/>
+              <w:left w:val="single" w:color="C9C9D6" w:sz="4"/>
+              <w:bottom w:val="single" w:color="C9C9D6" w:sz="4"/>
+              <w:right w:val="single" w:color="C9C9D6" w:sz="4"/>
+            </w:tcBorders>
+            <w:tcMar>
+              <w:top w:type="dxa" w:w="60"/>
+              <w:left w:type="dxa" w:w="100"/>
+              <w:bottom w:type="dxa" w:w="60"/>
+              <w:right w:type="dxa" w:w="100"/>
+            </w:tcMar>
+          </w:tcPr>
+          <w:p>
+            <w:r>
+              <w:rPr>
+                <w:rFonts w:ascii="Calibri" w:cs="Calibri" w:eastAsia="Calibri" w:hAnsi="Calibri"/>
+                <w:b w:val="false"/>
+                <w:bCs w:val="false"/>
+                <w:color w:val="202122"/>
+                <w:sz w:val="19"/>
+                <w:szCs w:val="19"/>
+              </w:rPr>
+              <w:t xml:space="preserve">les journaux d'audit, lisibles (</w:t>
+            </w:r>
+            <w:r>
+              <w:rPr>
+                <w:rFonts w:ascii="Consolas" w:cs="Consolas" w:eastAsia="Consolas" w:hAnsi="Consolas"/>
+                <w:color w:val="44445A"/>
+                <w:sz w:val="17"/>
+                <w:szCs w:val="17"/>
+                <w:shd w:fill="EEEEEE" w:val="clear"/>
+              </w:rPr>
+              <w:t xml:space="preserve">logs audit</w:t>
+            </w:r>
+            <w:r>
+              <w:rPr>
+                <w:rFonts w:ascii="Calibri" w:cs="Calibri" w:eastAsia="Calibri" w:hAnsi="Calibri"/>
+                <w:b w:val="false"/>
+                <w:bCs w:val="false"/>
+                <w:color w:val="202122"/>
+                <w:sz w:val="19"/>
+                <w:szCs w:val="19"/>
+              </w:rPr>
+              <w:t xml:space="preserve">, </w:t>
+            </w:r>
+            <w:r>
+              <w:rPr>
+                <w:rFonts w:ascii="Consolas" w:cs="Consolas" w:eastAsia="Consolas" w:hAnsi="Consolas"/>
+                <w:color w:val="44445A"/>
+                <w:sz w:val="17"/>
+                <w:szCs w:val="17"/>
+                <w:shd w:fill="EEEEEE" w:val="clear"/>
+              </w:rPr>
+              <w:t xml:space="preserve">logs echecs</w:t>
+            </w:r>
+            <w:r>
+              <w:rPr>
+                <w:rFonts w:ascii="Calibri" w:cs="Calibri" w:eastAsia="Calibri" w:hAnsi="Calibri"/>
+                <w:b w:val="false"/>
+                <w:bCs w:val="false"/>
+                <w:color w:val="202122"/>
+                <w:sz w:val="19"/>
+                <w:szCs w:val="19"/>
+              </w:rPr>
+              <w:t xml:space="preserve">, </w:t>
+            </w:r>
+            <w:r>
+              <w:rPr>
+                <w:rFonts w:ascii="Consolas" w:cs="Consolas" w:eastAsia="Consolas" w:hAnsi="Consolas"/>
+                <w:color w:val="44445A"/>
+                <w:sz w:val="17"/>
+                <w:szCs w:val="17"/>
+                <w:shd w:fill="EEEEEE" w:val="clear"/>
+              </w:rPr>
+              <w:t xml:space="preserve">logs minio</w:t>
+            </w:r>
+            <w:r>
+              <w:rPr>
+                <w:rFonts w:ascii="Calibri" w:cs="Calibri" w:eastAsia="Calibri" w:hAnsi="Calibri"/>
+                <w:b w:val="false"/>
+                <w:bCs w:val="false"/>
+                <w:color w:val="202122"/>
+                <w:sz w:val="19"/>
+                <w:szCs w:val="19"/>
+              </w:rPr>
+              <w:t xml:space="preserve">, </w:t>
+            </w:r>
+            <w:r>
+              <w:rPr>
+                <w:rFonts w:ascii="Consolas" w:cs="Consolas" w:eastAsia="Consolas" w:hAnsi="Consolas"/>
+                <w:color w:val="44445A"/>
+                <w:sz w:val="17"/>
+                <w:szCs w:val="17"/>
+                <w:shd w:fill="EEEEEE" w:val="clear"/>
+              </w:rPr>
+              <w:t xml:space="preserve">logs vault</w:t>
+            </w:r>
+            <w:r>
+              <w:rPr>
+                <w:rFonts w:ascii="Calibri" w:cs="Calibri" w:eastAsia="Calibri" w:hAnsi="Calibri"/>
+                <w:b w:val="false"/>
+                <w:bCs w:val="false"/>
+                <w:color w:val="202122"/>
+                <w:sz w:val="19"/>
+                <w:szCs w:val="19"/>
+              </w:rPr>
+              <w:t xml:space="preserve">)</w:t>
+            </w:r>
+          </w:p>
+        </w:tc>
+      </w:tr>
+      <w:tr>
+        <w:trPr>
+          <w:tblHeader w:val="off"/>
+        </w:trPr>
+        <w:tc>
+          <w:tcPr>
+            <w:tcW w:type="dxa" w:w="2670"/>
+            <w:tcBorders>
+              <w:top w:val="single" w:color="C9C9D6" w:sz="4"/>
+              <w:left w:val="single" w:color="C9C9D6" w:sz="4"/>
+              <w:bottom w:val="single" w:color="C9C9D6" w:sz="4"/>
+              <w:right w:val="single" w:color="C9C9D6" w:sz="4"/>
+            </w:tcBorders>
+            <w:tcMar>
+              <w:top w:type="dxa" w:w="60"/>
+              <w:left w:type="dxa" w:w="100"/>
+              <w:bottom w:type="dxa" w:w="60"/>
+              <w:right w:type="dxa" w:w="100"/>
+            </w:tcMar>
+          </w:tcPr>
+          <w:p>
+            <w:r>
+              <w:rPr>
+                <w:rFonts w:ascii="Consolas" w:cs="Consolas" w:eastAsia="Consolas" w:hAnsi="Consolas"/>
+                <w:color w:val="44445A"/>
+                <w:sz w:val="17"/>
+                <w:szCs w:val="17"/>
+                <w:shd w:fill="EEEEEE" w:val="clear"/>
+              </w:rPr>
+              <w:t xml:space="preserve">$POSTGRES_PASSWORD</w:t>
+            </w:r>
+            <w:r>
+              <w:rPr>
+                <w:rFonts w:ascii="Calibri" w:cs="Calibri" w:eastAsia="Calibri" w:hAnsi="Calibri"/>
+                <w:b w:val="false"/>
+                <w:bCs w:val="false"/>
+                <w:color w:val="202122"/>
+                <w:sz w:val="19"/>
+                <w:szCs w:val="19"/>
+              </w:rPr>
+              <w:t xml:space="preserve">…</w:t>
+            </w:r>
+          </w:p>
+        </w:tc>
+        <w:tc>
+          <w:tcPr>
+            <w:tcW w:type="dxa" w:w="6968"/>
+            <w:tcBorders>
+              <w:top w:val="single" w:color="C9C9D6" w:sz="4"/>
+              <w:left w:val="single" w:color="C9C9D6" w:sz="4"/>
+              <w:bottom w:val="single" w:color="C9C9D6" w:sz="4"/>
+              <w:right w:val="single" w:color="C9C9D6" w:sz="4"/>
+            </w:tcBorders>
+            <w:tcMar>
+              <w:top w:type="dxa" w:w="60"/>
+              <w:left w:type="dxa" w:w="100"/>
+              <w:bottom w:type="dxa" w:w="60"/>
+              <w:right w:type="dxa" w:w="100"/>
+            </w:tcMar>
+          </w:tcPr>
+          <w:p>
+            <w:r>
+              <w:rPr>
+                <w:rFonts w:ascii="Calibri" w:cs="Calibri" w:eastAsia="Calibri" w:hAnsi="Calibri"/>
+                <w:b w:val="false"/>
+                <w:bCs w:val="false"/>
+                <w:color w:val="202122"/>
+                <w:sz w:val="19"/>
+                <w:szCs w:val="19"/>
+              </w:rPr>
+              <w:t xml:space="preserve">les mots de passe du fichier </w:t>
+            </w:r>
+            <w:r>
+              <w:rPr>
+                <w:rFonts w:ascii="Consolas" w:cs="Consolas" w:eastAsia="Consolas" w:hAnsi="Consolas"/>
+                <w:color w:val="44445A"/>
+                <w:sz w:val="17"/>
+                <w:szCs w:val="17"/>
+                <w:shd w:fill="EEEEEE" w:val="clear"/>
+              </w:rPr>
+              <w:t xml:space="preserve">.env</w:t>
+            </w:r>
+            <w:r>
+              <w:rPr>
+                <w:rFonts w:ascii="Calibri" w:cs="Calibri" w:eastAsia="Calibri" w:hAnsi="Calibri"/>
+                <w:b w:val="false"/>
+                <w:bCs w:val="false"/>
+                <w:color w:val="202122"/>
+                <w:sz w:val="19"/>
+                <w:szCs w:val="19"/>
+              </w:rPr>
+              <w:t xml:space="preserve"> sont déjà dans des variables</w:t>
+            </w:r>
+          </w:p>
+        </w:tc>
+      </w:tr>
+    </w:tbl>
+    <w:p>
+      <w:pPr>
+        <w:spacing w:after="120"/>
+      </w:pPr>
     </w:p>
     <w:p>
       <w:pPr>
@@ -2271,6 +3098,26 @@
     </w:p>
     <w:p>
       <w:pPr>
+        <w:spacing w:after="120" w:line="276"/>
+        <w:rPr>
+          <w:color w:val="202122"/>
+          <w:sz w:val="21"/>
+          <w:szCs w:val="21"/>
+        </w:rPr>
+      </w:pPr>
+      <w:r>
+        <w:rPr>
+          <w:i/>
+          <w:iCs/>
+          <w:color w:val="202122"/>
+          <w:sz w:val="21"/>
+          <w:szCs w:val="21"/>
+        </w:rPr>
+        <w:t xml:space="preserve">Claire (DPO)</w:t>
+      </w:r>
+    </w:p>
+    <w:p>
+      <w:pPr>
         <w:pBdr>
           <w:left w:val="single" w:color="5B5B79" w:sz="18" w:space="8"/>
         </w:pBdr>
@@ -2284,25 +3131,118 @@
           <w:iCs/>
           <w:color w:val="44445A"/>
         </w:rPr>
-        <w:t xml:space="preserve">🎯 On ne crée pas de droits au hasard : on part de la </w:t>
+        <w:t xml:space="preserve">🎯 On ne crée pas de droits au hasard : on part de la classification des données faite par la DPO.</w:t>
+      </w:r>
+    </w:p>
+    <w:p>
+      <w:pPr>
+        <w:pBdr>
+          <w:left w:val="single" w:color="5B5B79" w:sz="12" w:space="6"/>
+        </w:pBdr>
+        <w:shd w:fill="F5F5F5" w:val="clear"/>
+        <w:spacing w:after="160" w:line="240"/>
+        <w:ind w:left="120" w:right="120"/>
+      </w:pPr>
+      <w:r>
+        <w:rPr>
+          <w:rFonts w:ascii="Consolas" w:cs="Consolas" w:eastAsia="Consolas" w:hAnsi="Consolas"/>
+          <w:color w:val="202122"/>
+          <w:sz w:val="16"/>
+          <w:szCs w:val="16"/>
+        </w:rPr>
+        <w:t xml:space="preserve">sql "SELECT * FROM gouvernance.classification_donnees WHERE schema_name = 'rh' ORDER BY niveau DESC"</w:t>
+      </w:r>
+    </w:p>
+    <w:p>
+      <w:pPr>
+        <w:spacing w:after="120" w:line="276"/>
+        <w:rPr>
+          <w:color w:val="202122"/>
+          <w:sz w:val="21"/>
+          <w:szCs w:val="21"/>
+        </w:rPr>
+      </w:pPr>
+      <w:r>
+        <w:rPr>
+          <w:color w:val="202122"/>
+          <w:sz w:val="21"/>
+          <w:szCs w:val="21"/>
+        </w:rPr>
+        <w:t xml:space="preserve">✅ </w:t>
       </w:r>
       <w:r>
         <w:rPr>
           <w:b/>
           <w:bCs/>
+          <w:color w:val="202122"/>
+          <w:sz w:val="21"/>
+          <w:szCs w:val="21"/>
+        </w:rPr>
+        <w:t xml:space="preserve">Vérifier :</w:t>
+      </w:r>
+      <w:r>
+        <w:rPr>
+          <w:color w:val="202122"/>
+          <w:sz w:val="21"/>
+          <w:szCs w:val="21"/>
+        </w:rPr>
+        <w:t xml:space="preserve"> Vous savez quelles colonnes sont RESTREINT (NIR, IBAN, salaire) et ce qu'il faut en faire.</w:t>
+      </w:r>
+    </w:p>
+    <w:p>
+      <w:pPr>
+        <w:pStyle w:val="Heading2"/>
+        <w:keepNext/>
+        <w:spacing w:after="100" w:before="220"/>
+      </w:pPr>
+      <w:r>
+        <w:rPr>
+          <w:rFonts w:ascii="Georgia" w:cs="Georgia" w:eastAsia="Georgia" w:hAnsi="Georgia"/>
+          <w:b/>
+          <w:bCs/>
+          <w:color w:val="44445A"/>
+          <w:sz w:val="24"/>
+          <w:szCs w:val="24"/>
+        </w:rPr>
+        <w:t xml:space="preserve">Étape 2 — Créer les rôles, puis les comptes</w:t>
+      </w:r>
+    </w:p>
+    <w:p>
+      <w:pPr>
+        <w:spacing w:after="120" w:line="276"/>
+        <w:rPr>
+          <w:color w:val="202122"/>
+          <w:sz w:val="21"/>
+          <w:szCs w:val="21"/>
+        </w:rPr>
+      </w:pPr>
+      <w:r>
+        <w:rPr>
+          <w:i/>
+          <w:iCs/>
+          <w:color w:val="202122"/>
+          <w:sz w:val="21"/>
+          <w:szCs w:val="21"/>
+        </w:rPr>
+        <w:t xml:space="preserve">Alice</w:t>
+      </w:r>
+    </w:p>
+    <w:p>
+      <w:pPr>
+        <w:pBdr>
+          <w:left w:val="single" w:color="5B5B79" w:sz="18" w:space="8"/>
+        </w:pBdr>
+        <w:shd w:fill="F5F5F5" w:val="clear"/>
+        <w:spacing w:after="160" w:before="80" w:line="276"/>
+        <w:ind w:left="160" w:right="160"/>
+      </w:pPr>
+      <w:r>
+        <w:rPr>
           <w:i/>
           <w:iCs/>
           <w:color w:val="44445A"/>
         </w:rPr>
-        <w:t xml:space="preserve">classification</w:t>
-      </w:r>
-      <w:r>
-        <w:rPr>
-          <w:i/>
-          <w:iCs/>
-          <w:color w:val="44445A"/>
-        </w:rPr>
-        <w:t xml:space="preserve"> des données faite par la DPO.</w:t>
+        <w:t xml:space="preserve">🎯 D'abord les rôles (ce que l'on fait), ensuite les personnes (qui l'on est).</w:t>
       </w:r>
     </w:p>
     <w:p>
@@ -2321,7 +3261,45 @@
           <w:sz w:val="16"/>
           <w:szCs w:val="16"/>
         </w:rPr>
-        <w:t xml:space="preserve">/lab/scripts/pg-admin.sh -c "SELECT table_name, column_name, niveau, traitement_requis</w:t>
+        <w:t xml:space="preserve">cat /lab/scripts/sql/tp2/01-roles.sql              # lisez : un bloc de droits (GRANT) par rôle</w:t>
+      </w:r>
+    </w:p>
+    <w:p>
+      <w:pPr>
+        <w:pBdr>
+          <w:left w:val="single" w:color="5B5B79" w:sz="12" w:space="6"/>
+        </w:pBdr>
+        <w:shd w:fill="F5F5F5" w:val="clear"/>
+        <w:spacing w:after="0" w:line="240"/>
+        <w:ind w:left="120" w:right="120"/>
+      </w:pPr>
+      <w:r>
+        <w:rPr>
+          <w:rFonts w:ascii="Consolas" w:cs="Consolas" w:eastAsia="Consolas" w:hAnsi="Consolas"/>
+          <w:color w:val="202122"/>
+          <w:sz w:val="16"/>
+          <w:szCs w:val="16"/>
+        </w:rPr>
+        <w:t xml:space="preserve">sql -f /lab/scripts/sql/tp2/01-roles.sql           # 1. crée les rôles</w:t>
+      </w:r>
+    </w:p>
+    <w:p>
+      <w:pPr>
+        <w:pBdr>
+          <w:left w:val="single" w:color="5B5B79" w:sz="12" w:space="6"/>
+        </w:pBdr>
+        <w:shd w:fill="F5F5F5" w:val="clear"/>
+        <w:spacing w:after="0" w:line="240"/>
+        <w:ind w:left="120" w:right="120"/>
+      </w:pPr>
+      <w:r>
+        <w:rPr>
+          <w:rFonts w:ascii="Consolas" w:cs="Consolas" w:eastAsia="Consolas" w:hAnsi="Consolas"/>
+          <w:color w:val="202122"/>
+          <w:sz w:val="16"/>
+          <w:szCs w:val="16"/>
+        </w:rPr>
+        <w:t xml:space="preserve">/lab/scripts/setup/tp2-comptes.sh                  # 2. crée les 6 personnes (mots de passe rangés dans Vault)</w:t>
       </w:r>
     </w:p>
     <w:p>
@@ -2340,7 +3318,7 @@
           <w:sz w:val="16"/>
           <w:szCs w:val="16"/>
         </w:rPr>
-        <w:t xml:space="preserve">  FROM gouvernance.classification_donnees WHERE schema_name = 'rh' ORDER BY niveau DESC"</w:t>
+        <w:t xml:space="preserve">sql "\du"                                          # qui a quel rôle ?</w:t>
       </w:r>
     </w:p>
     <w:p>
@@ -2376,25 +3354,7 @@
           <w:sz w:val="21"/>
           <w:szCs w:val="21"/>
         </w:rPr>
-        <w:t xml:space="preserve"> vous savez quelles colonnes sont </w:t>
-      </w:r>
-      <w:r>
-        <w:rPr>
-          <w:rFonts w:ascii="Consolas" w:cs="Consolas" w:eastAsia="Consolas" w:hAnsi="Consolas"/>
-          <w:color w:val="44445A"/>
-          <w:sz w:val="19"/>
-          <w:szCs w:val="19"/>
-          <w:shd w:fill="EEEEEE" w:val="clear"/>
-        </w:rPr>
-        <w:t xml:space="preserve">RESTREINT</w:t>
-      </w:r>
-      <w:r>
-        <w:rPr>
-          <w:color w:val="202122"/>
-          <w:sz w:val="21"/>
-          <w:szCs w:val="21"/>
-        </w:rPr>
-        <w:t xml:space="preserve"> (NIR, IBAN, salaire) et ce qu'il faut en faire (SUPPRIMER, CHIFFRER, GÉNÉRALISER…).</w:t>
+        <w:t xml:space="preserve"> sql "\du" montre alice membre de r_data_engineer, bruno de r_data_analyst, etc.</w:t>
       </w:r>
     </w:p>
     <w:p>
@@ -2412,7 +3372,27 @@
           <w:sz w:val="24"/>
           <w:szCs w:val="24"/>
         </w:rPr>
-        <w:t xml:space="preserve">Étape 2 — Créer les rôles, puis les comptes</w:t>
+        <w:t xml:space="preserve">Étape 3 — Tester le moindre privilège</w:t>
+      </w:r>
+    </w:p>
+    <w:p>
+      <w:pPr>
+        <w:spacing w:after="120" w:line="276"/>
+        <w:rPr>
+          <w:color w:val="202122"/>
+          <w:sz w:val="21"/>
+          <w:szCs w:val="21"/>
+        </w:rPr>
+      </w:pPr>
+      <w:r>
+        <w:rPr>
+          <w:i/>
+          <w:iCs/>
+          <w:color w:val="202122"/>
+          <w:sz w:val="21"/>
+          <w:szCs w:val="21"/>
+        </w:rPr>
+        <w:t xml:space="preserve">Claire</w:t>
       </w:r>
     </w:p>
     <w:p>
@@ -2430,43 +3410,7 @@
           <w:iCs/>
           <w:color w:val="44445A"/>
         </w:rPr>
-        <w:t xml:space="preserve">🎯 D'abord les rôles (</w:t>
-      </w:r>
-      <w:r>
-        <w:rPr>
-          <w:b/>
-          <w:bCs/>
-          <w:i/>
-          <w:iCs/>
-          <w:color w:val="44445A"/>
-        </w:rPr>
-        <w:t xml:space="preserve">ce que l'on fait</w:t>
-      </w:r>
-      <w:r>
-        <w:rPr>
-          <w:i/>
-          <w:iCs/>
-          <w:color w:val="44445A"/>
-        </w:rPr>
-        <w:t xml:space="preserve">), ensuite les personnes (</w:t>
-      </w:r>
-      <w:r>
-        <w:rPr>
-          <w:b/>
-          <w:bCs/>
-          <w:i/>
-          <w:iCs/>
-          <w:color w:val="44445A"/>
-        </w:rPr>
-        <w:t xml:space="preserve">qui l'on est</w:t>
-      </w:r>
-      <w:r>
-        <w:rPr>
-          <w:i/>
-          <w:iCs/>
-          <w:color w:val="44445A"/>
-        </w:rPr>
-        <w:t xml:space="preserve">).</w:t>
+        <w:t xml:space="preserve">🎯 Une règle de sécurité ne vaut que si on a vérifié qu'elle bloque.</w:t>
       </w:r>
     </w:p>
     <w:p>
@@ -2485,7 +3429,7 @@
           <w:sz w:val="16"/>
           <w:szCs w:val="16"/>
         </w:rPr>
-        <w:t xml:space="preserve">less /lab/scripts/sql/tp2/01-roles.sql                     # lisez les GRANT : un bloc par rôle</w:t>
+        <w:t xml:space="preserve">sql-as bruno "SELECT * FROM rh.employes LIMIT 1"                        # l'analyste : refusé</w:t>
       </w:r>
     </w:p>
     <w:p>
@@ -2504,7 +3448,7 @@
           <w:sz w:val="16"/>
           <w:szCs w:val="16"/>
         </w:rPr>
-        <w:t xml:space="preserve">/lab/scripts/pg-admin.sh -f /lab/scripts/sql/tp2/01-roles.sql</w:t>
+        <w:t xml:space="preserve">sql-as alice "SELECT nir FROM rh.employes LIMIT 1"                      # colonne NIR : refusé</w:t>
       </w:r>
     </w:p>
     <w:p>
@@ -2523,7 +3467,118 @@
           <w:sz w:val="16"/>
           <w:szCs w:val="16"/>
         </w:rPr>
-        <w:t xml:space="preserve">/lab/scripts/setup/tp2-comptes.sh                          # 6 comptes, mots de passe rangés dans Vault</w:t>
+        <w:t xml:space="preserve">sql-as alice "SELECT matricule, departement FROM rh.employes LIMIT 2"   # colonnes autorisées : OK</w:t>
+      </w:r>
+    </w:p>
+    <w:p>
+      <w:pPr>
+        <w:pBdr>
+          <w:left w:val="single" w:color="5B5B79" w:sz="12" w:space="6"/>
+        </w:pBdr>
+        <w:shd w:fill="F5F5F5" w:val="clear"/>
+        <w:spacing w:after="160" w:line="240"/>
+        <w:ind w:left="120" w:right="120"/>
+      </w:pPr>
+      <w:r>
+        <w:rPr>
+          <w:rFonts w:ascii="Consolas" w:cs="Consolas" w:eastAsia="Consolas" w:hAnsi="Consolas"/>
+          <w:color w:val="202122"/>
+          <w:sz w:val="16"/>
+          <w:szCs w:val="16"/>
+        </w:rPr>
+        <w:t xml:space="preserve">sql-as david "SELECT count(*) FROM finance.transactions"                # l'admin système : refusé</w:t>
+      </w:r>
+    </w:p>
+    <w:p>
+      <w:pPr>
+        <w:spacing w:after="120" w:line="276"/>
+        <w:rPr>
+          <w:color w:val="202122"/>
+          <w:sz w:val="21"/>
+          <w:szCs w:val="21"/>
+        </w:rPr>
+      </w:pPr>
+      <w:r>
+        <w:rPr>
+          <w:color w:val="202122"/>
+          <w:sz w:val="21"/>
+          <w:szCs w:val="21"/>
+        </w:rPr>
+        <w:t xml:space="preserve">✅ </w:t>
+      </w:r>
+      <w:r>
+        <w:rPr>
+          <w:b/>
+          <w:bCs/>
+          <w:color w:val="202122"/>
+          <w:sz w:val="21"/>
+          <w:szCs w:val="21"/>
+        </w:rPr>
+        <w:t xml:space="preserve">Vérifier :</w:t>
+      </w:r>
+      <w:r>
+        <w:rPr>
+          <w:color w:val="202122"/>
+          <w:sz w:val="21"/>
+          <w:szCs w:val="21"/>
+        </w:rPr>
+        <w:t xml:space="preserve"> 3 refus (permission denied) et 1 succès. Notez-les dans un tableau « test / attendu / obtenu ».</w:t>
+      </w:r>
+    </w:p>
+    <w:p>
+      <w:pPr>
+        <w:pStyle w:val="Heading2"/>
+        <w:keepNext/>
+        <w:spacing w:after="100" w:before="220"/>
+      </w:pPr>
+      <w:r>
+        <w:rPr>
+          <w:rFonts w:ascii="Georgia" w:cs="Georgia" w:eastAsia="Georgia" w:hAnsi="Georgia"/>
+          <w:b/>
+          <w:bCs/>
+          <w:color w:val="44445A"/>
+          <w:sz w:val="24"/>
+          <w:szCs w:val="24"/>
+        </w:rPr>
+        <w:t xml:space="preserve">Étape 4 — Filtrer les lignes (Row Level Security)</w:t>
+      </w:r>
+    </w:p>
+    <w:p>
+      <w:pPr>
+        <w:spacing w:after="120" w:line="276"/>
+        <w:rPr>
+          <w:color w:val="202122"/>
+          <w:sz w:val="21"/>
+          <w:szCs w:val="21"/>
+        </w:rPr>
+      </w:pPr>
+      <w:r>
+        <w:rPr>
+          <w:i/>
+          <w:iCs/>
+          <w:color w:val="202122"/>
+          <w:sz w:val="21"/>
+          <w:szCs w:val="21"/>
+        </w:rPr>
+        <w:t xml:space="preserve">Nadia (Manager RH)</w:t>
+      </w:r>
+    </w:p>
+    <w:p>
+      <w:pPr>
+        <w:pBdr>
+          <w:left w:val="single" w:color="5B5B79" w:sz="18" w:space="8"/>
+        </w:pBdr>
+        <w:shd w:fill="F5F5F5" w:val="clear"/>
+        <w:spacing w:after="160" w:before="80" w:line="276"/>
+        <w:ind w:left="160" w:right="160"/>
+      </w:pPr>
+      <w:r>
+        <w:rPr>
+          <w:i/>
+          <w:iCs/>
+          <w:color w:val="44445A"/>
+        </w:rPr>
+        <w:t xml:space="preserve">🎯 Nadia a besoin des fiches de son département, pas de toute l'entreprise.</w:t>
       </w:r>
     </w:p>
     <w:p>
@@ -2542,7 +3597,26 @@
           <w:sz w:val="16"/>
           <w:szCs w:val="16"/>
         </w:rPr>
-        <w:t xml:space="preserve"># petite fonction pour agir « en tant que » quelqu'un :</w:t>
+        <w:t xml:space="preserve">cat /lab/scripts/sql/tp2/02-rls.sql                # lisez la règle : chacun voit son département</w:t>
+      </w:r>
+    </w:p>
+    <w:p>
+      <w:pPr>
+        <w:pBdr>
+          <w:left w:val="single" w:color="5B5B79" w:sz="12" w:space="6"/>
+        </w:pBdr>
+        <w:shd w:fill="F5F5F5" w:val="clear"/>
+        <w:spacing w:after="0" w:line="240"/>
+        <w:ind w:left="120" w:right="120"/>
+      </w:pPr>
+      <w:r>
+        <w:rPr>
+          <w:rFonts w:ascii="Consolas" w:cs="Consolas" w:eastAsia="Consolas" w:hAnsi="Consolas"/>
+          <w:color w:val="202122"/>
+          <w:sz w:val="16"/>
+          <w:szCs w:val="16"/>
+        </w:rPr>
+        <w:t xml:space="preserve">sql -f /lab/scripts/sql/tp2/02-rls.sql             # on l'active</w:t>
       </w:r>
     </w:p>
     <w:p>
@@ -2561,7 +3635,7 @@
           <w:sz w:val="16"/>
           <w:szCs w:val="16"/>
         </w:rPr>
-        <w:t xml:space="preserve">as() { u=$1; shift; PGPASSWORD="$(vault kv get -field=password kv/datacorp/users/pg/$u)" psql -U "$u" -c "$*"; }</w:t>
+        <w:t xml:space="preserve">sql-as nadia "SELECT departement, count(*) FROM rh.employes GROUP BY 1"</w:t>
       </w:r>
     </w:p>
     <w:p>
@@ -2597,97 +3671,7 @@
           <w:sz w:val="21"/>
           <w:szCs w:val="21"/>
         </w:rPr>
-        <w:t xml:space="preserve"> </w:t>
-      </w:r>
-      <w:r>
-        <w:rPr>
-          <w:rFonts w:ascii="Consolas" w:cs="Consolas" w:eastAsia="Consolas" w:hAnsi="Consolas"/>
-          <w:color w:val="44445A"/>
-          <w:sz w:val="19"/>
-          <w:szCs w:val="19"/>
-          <w:shd w:fill="EEEEEE" w:val="clear"/>
-        </w:rPr>
-        <w:t xml:space="preserve">/lab/scripts/pg-admin.sh -c "\du"</w:t>
-      </w:r>
-      <w:r>
-        <w:rPr>
-          <w:color w:val="202122"/>
-          <w:sz w:val="21"/>
-          <w:szCs w:val="21"/>
-        </w:rPr>
-        <w:t xml:space="preserve"> montre </w:t>
-      </w:r>
-      <w:r>
-        <w:rPr>
-          <w:rFonts w:ascii="Consolas" w:cs="Consolas" w:eastAsia="Consolas" w:hAnsi="Consolas"/>
-          <w:color w:val="44445A"/>
-          <w:sz w:val="19"/>
-          <w:szCs w:val="19"/>
-          <w:shd w:fill="EEEEEE" w:val="clear"/>
-        </w:rPr>
-        <w:t xml:space="preserve">alice</w:t>
-      </w:r>
-      <w:r>
-        <w:rPr>
-          <w:color w:val="202122"/>
-          <w:sz w:val="21"/>
-          <w:szCs w:val="21"/>
-        </w:rPr>
-        <w:t xml:space="preserve"> membre de </w:t>
-      </w:r>
-      <w:r>
-        <w:rPr>
-          <w:rFonts w:ascii="Consolas" w:cs="Consolas" w:eastAsia="Consolas" w:hAnsi="Consolas"/>
-          <w:color w:val="44445A"/>
-          <w:sz w:val="19"/>
-          <w:szCs w:val="19"/>
-          <w:shd w:fill="EEEEEE" w:val="clear"/>
-        </w:rPr>
-        <w:t xml:space="preserve">r_data_engineer</w:t>
-      </w:r>
-      <w:r>
-        <w:rPr>
-          <w:color w:val="202122"/>
-          <w:sz w:val="21"/>
-          <w:szCs w:val="21"/>
-        </w:rPr>
-        <w:t xml:space="preserve">, </w:t>
-      </w:r>
-      <w:r>
-        <w:rPr>
-          <w:rFonts w:ascii="Consolas" w:cs="Consolas" w:eastAsia="Consolas" w:hAnsi="Consolas"/>
-          <w:color w:val="44445A"/>
-          <w:sz w:val="19"/>
-          <w:szCs w:val="19"/>
-          <w:shd w:fill="EEEEEE" w:val="clear"/>
-        </w:rPr>
-        <w:t xml:space="preserve">bruno</w:t>
-      </w:r>
-      <w:r>
-        <w:rPr>
-          <w:color w:val="202122"/>
-          <w:sz w:val="21"/>
-          <w:szCs w:val="21"/>
-        </w:rPr>
-        <w:t xml:space="preserve"> de </w:t>
-      </w:r>
-      <w:r>
-        <w:rPr>
-          <w:rFonts w:ascii="Consolas" w:cs="Consolas" w:eastAsia="Consolas" w:hAnsi="Consolas"/>
-          <w:color w:val="44445A"/>
-          <w:sz w:val="19"/>
-          <w:szCs w:val="19"/>
-          <w:shd w:fill="EEEEEE" w:val="clear"/>
-        </w:rPr>
-        <w:t xml:space="preserve">r_data_analyst</w:t>
-      </w:r>
-      <w:r>
-        <w:rPr>
-          <w:color w:val="202122"/>
-          <w:sz w:val="21"/>
-          <w:szCs w:val="21"/>
-        </w:rPr>
-        <w:t xml:space="preserve">, etc.</w:t>
+        <w:t xml:space="preserve"> Nadia ne voit qu'une ligne : Finance | 32.</w:t>
       </w:r>
     </w:p>
     <w:p>
@@ -2705,7 +3689,27 @@
           <w:sz w:val="24"/>
           <w:szCs w:val="24"/>
         </w:rPr>
-        <w:t xml:space="preserve">Étape 3 — Tester le moindre privilège</w:t>
+        <w:t xml:space="preserve">Étape 5 — Masquer les données pour les analystes</w:t>
+      </w:r>
+    </w:p>
+    <w:p>
+      <w:pPr>
+        <w:spacing w:after="120" w:line="276"/>
+        <w:rPr>
+          <w:color w:val="202122"/>
+          <w:sz w:val="21"/>
+          <w:szCs w:val="21"/>
+        </w:rPr>
+      </w:pPr>
+      <w:r>
+        <w:rPr>
+          <w:i/>
+          <w:iCs/>
+          <w:color w:val="202122"/>
+          <w:sz w:val="21"/>
+          <w:szCs w:val="21"/>
+        </w:rPr>
+        <w:t xml:space="preserve">Alice → Claire</w:t>
       </w:r>
     </w:p>
     <w:p>
@@ -2723,392 +3727,7 @@
           <w:iCs/>
           <w:color w:val="44445A"/>
         </w:rPr>
-        <w:t xml:space="preserve">🎯 Une règle de sécurité ne vaut que si on a </w:t>
-      </w:r>
-      <w:r>
-        <w:rPr>
-          <w:b/>
-          <w:bCs/>
-          <w:i/>
-          <w:iCs/>
-          <w:color w:val="44445A"/>
-        </w:rPr>
-        <w:t xml:space="preserve">vérifié qu'elle bloque</w:t>
-      </w:r>
-      <w:r>
-        <w:rPr>
-          <w:i/>
-          <w:iCs/>
-          <w:color w:val="44445A"/>
-        </w:rPr>
-        <w:t xml:space="preserve">.</w:t>
-      </w:r>
-    </w:p>
-    <w:p>
-      <w:pPr>
-        <w:pBdr>
-          <w:left w:val="single" w:color="5B5B79" w:sz="12" w:space="6"/>
-        </w:pBdr>
-        <w:shd w:fill="F5F5F5" w:val="clear"/>
-        <w:spacing w:after="0" w:line="240"/>
-        <w:ind w:left="120" w:right="120"/>
-      </w:pPr>
-      <w:r>
-        <w:rPr>
-          <w:rFonts w:ascii="Consolas" w:cs="Consolas" w:eastAsia="Consolas" w:hAnsi="Consolas"/>
-          <w:color w:val="202122"/>
-          <w:sz w:val="16"/>
-          <w:szCs w:val="16"/>
-        </w:rPr>
-        <w:t xml:space="preserve">as bruno "SELECT * FROM rh.employes LIMIT 1"                       # l'analyste : refusé</w:t>
-      </w:r>
-    </w:p>
-    <w:p>
-      <w:pPr>
-        <w:pBdr>
-          <w:left w:val="single" w:color="5B5B79" w:sz="12" w:space="6"/>
-        </w:pBdr>
-        <w:shd w:fill="F5F5F5" w:val="clear"/>
-        <w:spacing w:after="0" w:line="240"/>
-        <w:ind w:left="120" w:right="120"/>
-      </w:pPr>
-      <w:r>
-        <w:rPr>
-          <w:rFonts w:ascii="Consolas" w:cs="Consolas" w:eastAsia="Consolas" w:hAnsi="Consolas"/>
-          <w:color w:val="202122"/>
-          <w:sz w:val="16"/>
-          <w:szCs w:val="16"/>
-        </w:rPr>
-        <w:t xml:space="preserve">as alice "SELECT nir FROM rh.employes LIMIT 1"                     # colonne NIR : refusé</w:t>
-      </w:r>
-    </w:p>
-    <w:p>
-      <w:pPr>
-        <w:pBdr>
-          <w:left w:val="single" w:color="5B5B79" w:sz="12" w:space="6"/>
-        </w:pBdr>
-        <w:shd w:fill="F5F5F5" w:val="clear"/>
-        <w:spacing w:after="0" w:line="240"/>
-        <w:ind w:left="120" w:right="120"/>
-      </w:pPr>
-      <w:r>
-        <w:rPr>
-          <w:rFonts w:ascii="Consolas" w:cs="Consolas" w:eastAsia="Consolas" w:hAnsi="Consolas"/>
-          <w:color w:val="202122"/>
-          <w:sz w:val="16"/>
-          <w:szCs w:val="16"/>
-        </w:rPr>
-        <w:t xml:space="preserve">as alice "SELECT matricule, departement FROM rh.employes LIMIT 2"  # colonnes autorisées : OK</w:t>
-      </w:r>
-    </w:p>
-    <w:p>
-      <w:pPr>
-        <w:pBdr>
-          <w:left w:val="single" w:color="5B5B79" w:sz="12" w:space="6"/>
-        </w:pBdr>
-        <w:shd w:fill="F5F5F5" w:val="clear"/>
-        <w:spacing w:after="160" w:line="240"/>
-        <w:ind w:left="120" w:right="120"/>
-      </w:pPr>
-      <w:r>
-        <w:rPr>
-          <w:rFonts w:ascii="Consolas" w:cs="Consolas" w:eastAsia="Consolas" w:hAnsi="Consolas"/>
-          <w:color w:val="202122"/>
-          <w:sz w:val="16"/>
-          <w:szCs w:val="16"/>
-        </w:rPr>
-        <w:t xml:space="preserve">as david "SELECT count(*) FROM finance.transactions"               # l'admin système : refusé</w:t>
-      </w:r>
-    </w:p>
-    <w:p>
-      <w:pPr>
-        <w:spacing w:after="120" w:line="276"/>
-        <w:rPr>
-          <w:color w:val="202122"/>
-          <w:sz w:val="21"/>
-          <w:szCs w:val="21"/>
-        </w:rPr>
-      </w:pPr>
-      <w:r>
-        <w:rPr>
-          <w:color w:val="202122"/>
-          <w:sz w:val="21"/>
-          <w:szCs w:val="21"/>
-        </w:rPr>
-        <w:t xml:space="preserve">✅ </w:t>
-      </w:r>
-      <w:r>
-        <w:rPr>
-          <w:b/>
-          <w:bCs/>
-          <w:color w:val="202122"/>
-          <w:sz w:val="21"/>
-          <w:szCs w:val="21"/>
-        </w:rPr>
-        <w:t xml:space="preserve">Vérifier :</w:t>
-      </w:r>
-      <w:r>
-        <w:rPr>
-          <w:color w:val="202122"/>
-          <w:sz w:val="21"/>
-          <w:szCs w:val="21"/>
-        </w:rPr>
-        <w:t xml:space="preserve"> 3 refus (</w:t>
-      </w:r>
-      <w:r>
-        <w:rPr>
-          <w:rFonts w:ascii="Consolas" w:cs="Consolas" w:eastAsia="Consolas" w:hAnsi="Consolas"/>
-          <w:color w:val="44445A"/>
-          <w:sz w:val="19"/>
-          <w:szCs w:val="19"/>
-          <w:shd w:fill="EEEEEE" w:val="clear"/>
-        </w:rPr>
-        <w:t xml:space="preserve">permission denied</w:t>
-      </w:r>
-      <w:r>
-        <w:rPr>
-          <w:color w:val="202122"/>
-          <w:sz w:val="21"/>
-          <w:szCs w:val="21"/>
-        </w:rPr>
-        <w:t xml:space="preserve">) et 1 succès. Notez-les dans un tableau « test / attendu / obtenu ».</w:t>
-      </w:r>
-    </w:p>
-    <w:p>
-      <w:pPr>
-        <w:pStyle w:val="Heading2"/>
-        <w:keepNext/>
-        <w:spacing w:after="100" w:before="220"/>
-      </w:pPr>
-      <w:r>
-        <w:rPr>
-          <w:rFonts w:ascii="Georgia" w:cs="Georgia" w:eastAsia="Georgia" w:hAnsi="Georgia"/>
-          <w:b/>
-          <w:bCs/>
-          <w:color w:val="44445A"/>
-          <w:sz w:val="24"/>
-          <w:szCs w:val="24"/>
-        </w:rPr>
-        <w:t xml:space="preserve">Étape 4 — Filtrer les lignes (Row Level Security)</w:t>
-      </w:r>
-    </w:p>
-    <w:p>
-      <w:pPr>
-        <w:pBdr>
-          <w:left w:val="single" w:color="5B5B79" w:sz="18" w:space="8"/>
-        </w:pBdr>
-        <w:shd w:fill="F5F5F5" w:val="clear"/>
-        <w:spacing w:after="160" w:before="80" w:line="276"/>
-        <w:ind w:left="160" w:right="160"/>
-      </w:pPr>
-      <w:r>
-        <w:rPr>
-          <w:i/>
-          <w:iCs/>
-          <w:color w:val="44445A"/>
-        </w:rPr>
-        <w:t xml:space="preserve">🎯 Nadia a besoin des fiches de </w:t>
-      </w:r>
-      <w:r>
-        <w:rPr>
-          <w:b/>
-          <w:bCs/>
-          <w:i/>
-          <w:iCs/>
-          <w:color w:val="44445A"/>
-        </w:rPr>
-        <w:t xml:space="preserve">son</w:t>
-      </w:r>
-      <w:r>
-        <w:rPr>
-          <w:i/>
-          <w:iCs/>
-          <w:color w:val="44445A"/>
-        </w:rPr>
-        <w:t xml:space="preserve"> département, pas de toute l'entreprise.</w:t>
-      </w:r>
-    </w:p>
-    <w:p>
-      <w:pPr>
-        <w:pBdr>
-          <w:left w:val="single" w:color="5B5B79" w:sz="12" w:space="6"/>
-        </w:pBdr>
-        <w:shd w:fill="F5F5F5" w:val="clear"/>
-        <w:spacing w:after="0" w:line="240"/>
-        <w:ind w:left="120" w:right="120"/>
-      </w:pPr>
-      <w:r>
-        <w:rPr>
-          <w:rFonts w:ascii="Consolas" w:cs="Consolas" w:eastAsia="Consolas" w:hAnsi="Consolas"/>
-          <w:color w:val="202122"/>
-          <w:sz w:val="16"/>
-          <w:szCs w:val="16"/>
-        </w:rPr>
-        <w:t xml:space="preserve">less /lab/scripts/sql/tp2/02-rls.sql</w:t>
-      </w:r>
-    </w:p>
-    <w:p>
-      <w:pPr>
-        <w:pBdr>
-          <w:left w:val="single" w:color="5B5B79" w:sz="12" w:space="6"/>
-        </w:pBdr>
-        <w:shd w:fill="F5F5F5" w:val="clear"/>
-        <w:spacing w:after="0" w:line="240"/>
-        <w:ind w:left="120" w:right="120"/>
-      </w:pPr>
-      <w:r>
-        <w:rPr>
-          <w:rFonts w:ascii="Consolas" w:cs="Consolas" w:eastAsia="Consolas" w:hAnsi="Consolas"/>
-          <w:color w:val="202122"/>
-          <w:sz w:val="16"/>
-          <w:szCs w:val="16"/>
-        </w:rPr>
-        <w:t xml:space="preserve">/lab/scripts/pg-admin.sh -f /lab/scripts/sql/tp2/02-rls.sql</w:t>
-      </w:r>
-    </w:p>
-    <w:p>
-      <w:pPr>
-        <w:pBdr>
-          <w:left w:val="single" w:color="5B5B79" w:sz="12" w:space="6"/>
-        </w:pBdr>
-        <w:shd w:fill="F5F5F5" w:val="clear"/>
-        <w:spacing w:after="160" w:line="240"/>
-        <w:ind w:left="120" w:right="120"/>
-      </w:pPr>
-      <w:r>
-        <w:rPr>
-          <w:rFonts w:ascii="Consolas" w:cs="Consolas" w:eastAsia="Consolas" w:hAnsi="Consolas"/>
-          <w:color w:val="202122"/>
-          <w:sz w:val="16"/>
-          <w:szCs w:val="16"/>
-        </w:rPr>
-        <w:t xml:space="preserve">as nadia "SELECT departement, count(*) FROM rh.employes GROUP BY 1"</w:t>
-      </w:r>
-    </w:p>
-    <w:p>
-      <w:pPr>
-        <w:spacing w:after="120" w:line="276"/>
-        <w:rPr>
-          <w:color w:val="202122"/>
-          <w:sz w:val="21"/>
-          <w:szCs w:val="21"/>
-        </w:rPr>
-      </w:pPr>
-      <w:r>
-        <w:rPr>
-          <w:color w:val="202122"/>
-          <w:sz w:val="21"/>
-          <w:szCs w:val="21"/>
-        </w:rPr>
-        <w:t xml:space="preserve">✅ </w:t>
-      </w:r>
-      <w:r>
-        <w:rPr>
-          <w:b/>
-          <w:bCs/>
-          <w:color w:val="202122"/>
-          <w:sz w:val="21"/>
-          <w:szCs w:val="21"/>
-        </w:rPr>
-        <w:t xml:space="preserve">Vérifier :</w:t>
-      </w:r>
-      <w:r>
-        <w:rPr>
-          <w:color w:val="202122"/>
-          <w:sz w:val="21"/>
-          <w:szCs w:val="21"/>
-        </w:rPr>
-        <w:t xml:space="preserve"> Nadia ne voit qu'</w:t>
-      </w:r>
-      <w:r>
-        <w:rPr>
-          <w:b/>
-          <w:bCs/>
-          <w:color w:val="202122"/>
-          <w:sz w:val="21"/>
-          <w:szCs w:val="21"/>
-        </w:rPr>
-        <w:t xml:space="preserve">une</w:t>
-      </w:r>
-      <w:r>
-        <w:rPr>
-          <w:color w:val="202122"/>
-          <w:sz w:val="21"/>
-          <w:szCs w:val="21"/>
-        </w:rPr>
-        <w:t xml:space="preserve"> ligne : </w:t>
-      </w:r>
-      <w:r>
-        <w:rPr>
-          <w:rFonts w:ascii="Consolas" w:cs="Consolas" w:eastAsia="Consolas" w:hAnsi="Consolas"/>
-          <w:color w:val="44445A"/>
-          <w:sz w:val="19"/>
-          <w:szCs w:val="19"/>
-          <w:shd w:fill="EEEEEE" w:val="clear"/>
-        </w:rPr>
-        <w:t xml:space="preserve">Finance | 32</w:t>
-      </w:r>
-      <w:r>
-        <w:rPr>
-          <w:color w:val="202122"/>
-          <w:sz w:val="21"/>
-          <w:szCs w:val="21"/>
-        </w:rPr>
-        <w:t xml:space="preserve">.</w:t>
-      </w:r>
-    </w:p>
-    <w:p>
-      <w:pPr>
-        <w:pStyle w:val="Heading2"/>
-        <w:keepNext/>
-        <w:spacing w:after="100" w:before="220"/>
-      </w:pPr>
-      <w:r>
-        <w:rPr>
-          <w:rFonts w:ascii="Georgia" w:cs="Georgia" w:eastAsia="Georgia" w:hAnsi="Georgia"/>
-          <w:b/>
-          <w:bCs/>
-          <w:color w:val="44445A"/>
-          <w:sz w:val="24"/>
-          <w:szCs w:val="24"/>
-        </w:rPr>
-        <w:t xml:space="preserve">Étape 5 — Masquer les données pour les analystes</w:t>
-      </w:r>
-    </w:p>
-    <w:p>
-      <w:pPr>
-        <w:pBdr>
-          <w:left w:val="single" w:color="5B5B79" w:sz="18" w:space="8"/>
-        </w:pBdr>
-        <w:shd w:fill="F5F5F5" w:val="clear"/>
-        <w:spacing w:after="160" w:before="80" w:line="276"/>
-        <w:ind w:left="160" w:right="160"/>
-      </w:pPr>
-      <w:r>
-        <w:rPr>
-          <w:i/>
-          <w:iCs/>
-          <w:color w:val="44445A"/>
-        </w:rPr>
-        <w:t xml:space="preserve">🎯 Bruno doit pouvoir compter, comparer, faire des moyennes… sans jamais voir </w:t>
-      </w:r>
-      <w:r>
-        <w:rPr>
-          <w:b/>
-          <w:bCs/>
-          <w:i/>
-          <w:iCs/>
-          <w:color w:val="44445A"/>
-        </w:rPr>
-        <w:t xml:space="preserve">qui</w:t>
-      </w:r>
-      <w:r>
-        <w:rPr>
-          <w:i/>
-          <w:iCs/>
-          <w:color w:val="44445A"/>
-        </w:rPr>
-        <w:t xml:space="preserve"> est qui.</w:t>
+        <w:t xml:space="preserve">🎯 Bruno doit pouvoir compter, comparer, faire des moyennes… sans jamais savoir qui est qui.</w:t>
       </w:r>
     </w:p>
     <w:p>
@@ -3122,7 +3741,7 @@
           <wp:inline distT="0" distB="0" distL="0" distR="0">
             <wp:extent cx="5905500" cy="2200275"/>
             <wp:effectExtent t="0" r="0" b="0" l="0"/>
-            <wp:docPr id="1" name="fig_tp2_masquage.png" descr="Chaque colonne sensible est supprimée, masquée ou généralisée" title="Chaque colonne sensible est supprimée, masquée ou généralisée"/>
+            <wp:docPr id="2" name="fig_tp2_masquage.png" descr="" title=""/>
             <wp:cNvGraphicFramePr>
               <a:graphicFrameLocks xmlns:a="http://schemas.openxmlformats.org/drawingml/2006/main" noChangeAspect="1"/>
             </wp:cNvGraphicFramePr>
@@ -3171,7 +3790,7 @@
           <w:sz w:val="17"/>
           <w:szCs w:val="17"/>
         </w:rPr>
-        <w:t xml:space="preserve">Chaque colonne sensible est supprimée, masquée ou généralisée</w:t>
+        <w:t xml:space="preserve"/>
       </w:r>
     </w:p>
     <w:p>
@@ -3190,7 +3809,7 @@
           <w:sz w:val="16"/>
           <w:szCs w:val="16"/>
         </w:rPr>
-        <w:t xml:space="preserve">less /lab/scripts/sql/tp2/03-vues-masquees.sql             # repérez HMAC, masquer_email, tranche_age</w:t>
+        <w:t xml:space="preserve">cat /lab/scripts/sql/tp2/03-vues-masquees.sql      # repérez : hmac, masquer_email, tranche_age</w:t>
       </w:r>
     </w:p>
     <w:p>
@@ -3209,7 +3828,7 @@
           <w:sz w:val="16"/>
           <w:szCs w:val="16"/>
         </w:rPr>
-        <w:t xml:space="preserve">/lab/scripts/pg-admin.sh -f /lab/scripts/sql/tp2/03-vues-masquees.sql</w:t>
+        <w:t xml:space="preserve">sql -f /lab/scripts/sql/tp2/03-vues-masquees.sql   # crée la vue masquée analytics.v_employes</w:t>
       </w:r>
     </w:p>
     <w:p>
@@ -3228,26 +3847,7 @@
           <w:sz w:val="16"/>
           <w:szCs w:val="16"/>
         </w:rPr>
-        <w:t xml:space="preserve">as claire "SELECT * FROM analytics.v_employes LIMIT 3"     # la DPO regarde le résultat</w:t>
-      </w:r>
-    </w:p>
-    <w:p>
-      <w:pPr>
-        <w:pBdr>
-          <w:left w:val="single" w:color="5B5B79" w:sz="12" w:space="6"/>
-        </w:pBdr>
-        <w:shd w:fill="F5F5F5" w:val="clear"/>
-        <w:spacing w:after="0" w:line="240"/>
-        <w:ind w:left="120" w:right="120"/>
-      </w:pPr>
-      <w:r>
-        <w:rPr>
-          <w:rFonts w:ascii="Consolas" w:cs="Consolas" w:eastAsia="Consolas" w:hAnsi="Consolas"/>
-          <w:color w:val="202122"/>
-          <w:sz w:val="16"/>
-          <w:szCs w:val="16"/>
-        </w:rPr>
-        <w:t xml:space="preserve">as claire "SELECT count(*) AS personnes_uniques FROM (SELECT departement, poste, tranche_age, annee_embauche</w:t>
+        <w:t xml:space="preserve">sql-as claire "SELECT * FROM analytics.v_employes LIMIT 3"   # la DPO regarde le résultat</w:t>
       </w:r>
     </w:p>
     <w:p>
@@ -3266,7 +3866,7 @@
           <w:sz w:val="16"/>
           <w:szCs w:val="16"/>
         </w:rPr>
-        <w:t xml:space="preserve">           FROM analytics.v_employes GROUP BY 1,2,3,4 HAVING count(*) = 1) x"</w:t>
+        <w:t xml:space="preserve">sql-as claire "SELECT count(*) AS personnes_uniques FROM (SELECT 1 FROM analytics.v_employes GROUP BY departement, poste, tranche_age, annee_embauche HAVING count(*) = 1) x"   # combien restent reconnaissables ?</w:t>
       </w:r>
     </w:p>
     <w:p>
@@ -3302,7 +3902,7 @@
           <w:sz w:val="21"/>
           <w:szCs w:val="21"/>
         </w:rPr>
-        <w:t xml:space="preserve"> aucun nom, NIR ou IBAN dans la vue. Notez le nombre de « personnes uniques » (question 3).</w:t>
+        <w:t xml:space="preserve"> Aucun nom, NIR ou IBAN dans la vue. Notez le nombre de « personnes uniques » (question 3).</w:t>
       </w:r>
     </w:p>
     <w:p>
@@ -3325,6 +3925,26 @@
     </w:p>
     <w:p>
       <w:pPr>
+        <w:spacing w:after="120" w:line="276"/>
+        <w:rPr>
+          <w:color w:val="202122"/>
+          <w:sz w:val="21"/>
+          <w:szCs w:val="21"/>
+        </w:rPr>
+      </w:pPr>
+      <w:r>
+        <w:rPr>
+          <w:i/>
+          <w:iCs/>
+          <w:color w:val="202122"/>
+          <w:sz w:val="21"/>
+          <w:szCs w:val="21"/>
+        </w:rPr>
+        <w:t xml:space="preserve">Alice + Claire → Bruno</w:t>
+      </w:r>
+    </w:p>
+    <w:p>
+      <w:pPr>
         <w:pBdr>
           <w:left w:val="single" w:color="5B5B79" w:sz="18" w:space="8"/>
         </w:pBdr>
@@ -3338,612 +3958,7 @@
           <w:iCs/>
           <w:color w:val="44445A"/>
         </w:rPr>
-        <w:t xml:space="preserve">🎯 Séparation des tâches : Alice prépare, Claire valide, et </w:t>
-      </w:r>
-      <w:r>
-        <w:rPr>
-          <w:b/>
-          <w:bCs/>
-          <w:i/>
-          <w:iCs/>
-          <w:color w:val="44445A"/>
-        </w:rPr>
-        <w:t xml:space="preserve">seulement après</w:t>
-      </w:r>
-      <w:r>
-        <w:rPr>
-          <w:i/>
-          <w:iCs/>
-          <w:color w:val="44445A"/>
-        </w:rPr>
-        <w:t xml:space="preserve"> la vue est ouverte aux analystes.</w:t>
-      </w:r>
-    </w:p>
-    <w:p>
-      <w:pPr>
-        <w:pBdr>
-          <w:left w:val="single" w:color="5B5B79" w:sz="12" w:space="6"/>
-        </w:pBdr>
-        <w:shd w:fill="F5F5F5" w:val="clear"/>
-        <w:spacing w:after="0" w:line="240"/>
-        <w:ind w:left="120" w:right="120"/>
-      </w:pPr>
-      <w:r>
-        <w:rPr>
-          <w:rFonts w:ascii="Consolas" w:cs="Consolas" w:eastAsia="Consolas" w:hAnsi="Consolas"/>
-          <w:color w:val="202122"/>
-          <w:sz w:val="16"/>
-          <w:szCs w:val="16"/>
-        </w:rPr>
-        <w:t xml:space="preserve">/lab/scripts/pg-admin.sh -f /lab/scripts/sql/tp2/04-publication.sql</w:t>
-      </w:r>
-    </w:p>
-    <w:p>
-      <w:pPr>
-        <w:pBdr>
-          <w:left w:val="single" w:color="5B5B79" w:sz="12" w:space="6"/>
-        </w:pBdr>
-        <w:shd w:fill="F5F5F5" w:val="clear"/>
-        <w:spacing w:after="0" w:line="240"/>
-        <w:ind w:left="120" w:right="120"/>
-      </w:pPr>
-      <w:r>
-        <w:rPr>
-          <w:rFonts w:ascii="Consolas" w:cs="Consolas" w:eastAsia="Consolas" w:hAnsi="Consolas"/>
-          <w:color w:val="202122"/>
-          <w:sz w:val="16"/>
-          <w:szCs w:val="16"/>
-        </w:rPr>
-        <w:t xml:space="preserve">as alice  "SELECT analytics.publier_vue('analytics.v_employes')"     # refusé : pas encore validée</w:t>
-      </w:r>
-    </w:p>
-    <w:p>
-      <w:pPr>
-        <w:pBdr>
-          <w:left w:val="single" w:color="5B5B79" w:sz="12" w:space="6"/>
-        </w:pBdr>
-        <w:shd w:fill="F5F5F5" w:val="clear"/>
-        <w:spacing w:after="0" w:line="240"/>
-        <w:ind w:left="120" w:right="120"/>
-      </w:pPr>
-      <w:r>
-        <w:rPr>
-          <w:rFonts w:ascii="Consolas" w:cs="Consolas" w:eastAsia="Consolas" w:hAnsi="Consolas"/>
-          <w:color w:val="202122"/>
-          <w:sz w:val="16"/>
-          <w:szCs w:val="16"/>
-        </w:rPr>
-        <w:t xml:space="preserve">as claire "INSERT INTO gouvernance.validations_dpo (objet, decision, commentaire)</w:t>
-      </w:r>
-    </w:p>
-    <w:p>
-      <w:pPr>
-        <w:pBdr>
-          <w:left w:val="single" w:color="5B5B79" w:sz="12" w:space="6"/>
-        </w:pBdr>
-        <w:shd w:fill="F5F5F5" w:val="clear"/>
-        <w:spacing w:after="0" w:line="240"/>
-        <w:ind w:left="120" w:right="120"/>
-      </w:pPr>
-      <w:r>
-        <w:rPr>
-          <w:rFonts w:ascii="Consolas" w:cs="Consolas" w:eastAsia="Consolas" w:hAnsi="Consolas"/>
-          <w:color w:val="202122"/>
-          <w:sz w:val="16"/>
-          <w:szCs w:val="16"/>
-        </w:rPr>
-        <w:t xml:space="preserve">           VALUES ('analytics.v_employes', 'APPROUVE', 'Pas d''identifiant direct')"</w:t>
-      </w:r>
-    </w:p>
-    <w:p>
-      <w:pPr>
-        <w:pBdr>
-          <w:left w:val="single" w:color="5B5B79" w:sz="12" w:space="6"/>
-        </w:pBdr>
-        <w:shd w:fill="F5F5F5" w:val="clear"/>
-        <w:spacing w:after="0" w:line="240"/>
-        <w:ind w:left="120" w:right="120"/>
-      </w:pPr>
-      <w:r>
-        <w:rPr>
-          <w:rFonts w:ascii="Consolas" w:cs="Consolas" w:eastAsia="Consolas" w:hAnsi="Consolas"/>
-          <w:color w:val="202122"/>
-          <w:sz w:val="16"/>
-          <w:szCs w:val="16"/>
-        </w:rPr>
-        <w:t xml:space="preserve">as alice  "SELECT analytics.publier_vue('analytics.v_employes')"     # accepté</w:t>
-      </w:r>
-    </w:p>
-    <w:p>
-      <w:pPr>
-        <w:pBdr>
-          <w:left w:val="single" w:color="5B5B79" w:sz="12" w:space="6"/>
-        </w:pBdr>
-        <w:shd w:fill="F5F5F5" w:val="clear"/>
-        <w:spacing w:after="160" w:line="240"/>
-        <w:ind w:left="120" w:right="120"/>
-      </w:pPr>
-      <w:r>
-        <w:rPr>
-          <w:rFonts w:ascii="Consolas" w:cs="Consolas" w:eastAsia="Consolas" w:hAnsi="Consolas"/>
-          <w:color w:val="202122"/>
-          <w:sz w:val="16"/>
-          <w:szCs w:val="16"/>
-        </w:rPr>
-        <w:t xml:space="preserve">as bruno  "SELECT departement, tranche_salaire, count(*) FROM analytics.v_employes GROUP BY 1,2 LIMIT 5"</w:t>
-      </w:r>
-    </w:p>
-    <w:p>
-      <w:pPr>
-        <w:spacing w:after="120" w:line="276"/>
-        <w:rPr>
-          <w:color w:val="202122"/>
-          <w:sz w:val="21"/>
-          <w:szCs w:val="21"/>
-        </w:rPr>
-      </w:pPr>
-      <w:r>
-        <w:rPr>
-          <w:color w:val="202122"/>
-          <w:sz w:val="21"/>
-          <w:szCs w:val="21"/>
-        </w:rPr>
-        <w:t xml:space="preserve">✅ </w:t>
-      </w:r>
-      <w:r>
-        <w:rPr>
-          <w:b/>
-          <w:bCs/>
-          <w:color w:val="202122"/>
-          <w:sz w:val="21"/>
-          <w:szCs w:val="21"/>
-        </w:rPr>
-        <w:t xml:space="preserve">Vérifier :</w:t>
-      </w:r>
-      <w:r>
-        <w:rPr>
-          <w:color w:val="202122"/>
-          <w:sz w:val="21"/>
-          <w:szCs w:val="21"/>
-        </w:rPr>
-        <w:t xml:space="preserve"> la publication est refusée avant la validation, acceptée après, et Bruno lit enfin la vue.</w:t>
-      </w:r>
-    </w:p>
-    <w:p>
-      <w:pPr>
-        <w:pStyle w:val="Heading2"/>
-        <w:keepNext/>
-        <w:spacing w:after="100" w:before="220"/>
-      </w:pPr>
-      <w:r>
-        <w:rPr>
-          <w:rFonts w:ascii="Georgia" w:cs="Georgia" w:eastAsia="Georgia" w:hAnsi="Georgia"/>
-          <w:b/>
-          <w:bCs/>
-          <w:color w:val="44445A"/>
-          <w:sz w:val="24"/>
-          <w:szCs w:val="24"/>
-        </w:rPr>
-        <w:t xml:space="preserve">Étape 7 — Les mêmes règles sur le stockage objet (MinIO)</w:t>
-      </w:r>
-    </w:p>
-    <w:p>
-      <w:pPr>
-        <w:pBdr>
-          <w:left w:val="single" w:color="5B5B79" w:sz="18" w:space="8"/>
-        </w:pBdr>
-        <w:shd w:fill="F5F5F5" w:val="clear"/>
-        <w:spacing w:after="160" w:before="80" w:line="276"/>
-        <w:ind w:left="160" w:right="160"/>
-      </w:pPr>
-      <w:r>
-        <w:rPr>
-          <w:i/>
-          <w:iCs/>
-          <w:color w:val="44445A"/>
-        </w:rPr>
-        <w:t xml:space="preserve">🎯 Les fichiers doivent suivre les mêmes règles que la base : Bruno lit la zone </w:t>
-      </w:r>
-      <w:r>
-        <w:rPr>
-          <w:rFonts w:ascii="Consolas" w:cs="Consolas" w:eastAsia="Consolas" w:hAnsi="Consolas"/>
-          <w:color w:val="44445A"/>
-          <w:sz w:val="19"/>
-          <w:szCs w:val="19"/>
-          <w:shd w:fill="EEEEEE" w:val="clear"/>
-        </w:rPr>
-        <w:t xml:space="preserve">curated</w:t>
-      </w:r>
-      <w:r>
-        <w:rPr>
-          <w:i/>
-          <w:iCs/>
-          <w:color w:val="44445A"/>
-        </w:rPr>
-        <w:t xml:space="preserve"> (données masquées), jamais la zone </w:t>
-      </w:r>
-      <w:r>
-        <w:rPr>
-          <w:rFonts w:ascii="Consolas" w:cs="Consolas" w:eastAsia="Consolas" w:hAnsi="Consolas"/>
-          <w:color w:val="44445A"/>
-          <w:sz w:val="19"/>
-          <w:szCs w:val="19"/>
-          <w:shd w:fill="EEEEEE" w:val="clear"/>
-        </w:rPr>
-        <w:t xml:space="preserve">raw-data</w:t>
-      </w:r>
-      <w:r>
-        <w:rPr>
-          <w:i/>
-          <w:iCs/>
-          <w:color w:val="44445A"/>
-        </w:rPr>
-        <w:t xml:space="preserve"> (données brutes).</w:t>
-      </w:r>
-    </w:p>
-    <w:p>
-      <w:pPr>
-        <w:pBdr>
-          <w:left w:val="single" w:color="5B5B79" w:sz="12" w:space="6"/>
-        </w:pBdr>
-        <w:shd w:fill="F5F5F5" w:val="clear"/>
-        <w:spacing w:after="0" w:line="240"/>
-        <w:ind w:left="120" w:right="120"/>
-      </w:pPr>
-      <w:r>
-        <w:rPr>
-          <w:rFonts w:ascii="Consolas" w:cs="Consolas" w:eastAsia="Consolas" w:hAnsi="Consolas"/>
-          <w:color w:val="202122"/>
-          <w:sz w:val="16"/>
-          <w:szCs w:val="16"/>
-        </w:rPr>
-        <w:t xml:space="preserve">cat /lab/minio-policies/data-analyst.json                  # une seule règle : lecture de "curated"</w:t>
-      </w:r>
-    </w:p>
-    <w:p>
-      <w:pPr>
-        <w:pBdr>
-          <w:left w:val="single" w:color="5B5B79" w:sz="12" w:space="6"/>
-        </w:pBdr>
-        <w:shd w:fill="F5F5F5" w:val="clear"/>
-        <w:spacing w:after="0" w:line="240"/>
-        <w:ind w:left="120" w:right="120"/>
-      </w:pPr>
-      <w:r>
-        <w:rPr>
-          <w:rFonts w:ascii="Consolas" w:cs="Consolas" w:eastAsia="Consolas" w:hAnsi="Consolas"/>
-          <w:color w:val="202122"/>
-          <w:sz w:val="16"/>
-          <w:szCs w:val="16"/>
-        </w:rPr>
-        <w:t xml:space="preserve">/lab/scripts/setup/tp2-minio.sh &amp;&amp; source /root/.minio-alias</w:t>
-      </w:r>
-    </w:p>
-    <w:p>
-      <w:pPr>
-        <w:pBdr>
-          <w:left w:val="single" w:color="5B5B79" w:sz="12" w:space="6"/>
-        </w:pBdr>
-        <w:shd w:fill="F5F5F5" w:val="clear"/>
-        <w:spacing w:after="0" w:line="240"/>
-        <w:ind w:left="120" w:right="120"/>
-      </w:pPr>
-      <w:r>
-        <w:rPr>
-          <w:rFonts w:ascii="Consolas" w:cs="Consolas" w:eastAsia="Consolas" w:hAnsi="Consolas"/>
-          <w:color w:val="202122"/>
-          <w:sz w:val="16"/>
-          <w:szCs w:val="16"/>
-        </w:rPr>
-        <w:t xml:space="preserve">mc ls bruno/raw-data/                                      # refusé</w:t>
-      </w:r>
-    </w:p>
-    <w:p>
-      <w:pPr>
-        <w:pBdr>
-          <w:left w:val="single" w:color="5B5B79" w:sz="12" w:space="6"/>
-        </w:pBdr>
-        <w:shd w:fill="F5F5F5" w:val="clear"/>
-        <w:spacing w:after="0" w:line="240"/>
-        <w:ind w:left="120" w:right="120"/>
-      </w:pPr>
-      <w:r>
-        <w:rPr>
-          <w:rFonts w:ascii="Consolas" w:cs="Consolas" w:eastAsia="Consolas" w:hAnsi="Consolas"/>
-          <w:color w:val="202122"/>
-          <w:sz w:val="16"/>
-          <w:szCs w:val="16"/>
-        </w:rPr>
-        <w:t xml:space="preserve">mc cp /etc/hostname bruno/curated/test.txt                 # refusé : lecture seule</w:t>
-      </w:r>
-    </w:p>
-    <w:p>
-      <w:pPr>
-        <w:pBdr>
-          <w:left w:val="single" w:color="5B5B79" w:sz="12" w:space="6"/>
-        </w:pBdr>
-        <w:shd w:fill="F5F5F5" w:val="clear"/>
-        <w:spacing w:after="160" w:line="240"/>
-        <w:ind w:left="120" w:right="120"/>
-      </w:pPr>
-      <w:r>
-        <w:rPr>
-          <w:rFonts w:ascii="Consolas" w:cs="Consolas" w:eastAsia="Consolas" w:hAnsi="Consolas"/>
-          <w:color w:val="202122"/>
-          <w:sz w:val="16"/>
-          <w:szCs w:val="16"/>
-        </w:rPr>
-        <w:t xml:space="preserve">mc ls alice/raw-data/transactions/ | head -3               # Alice (Data Engineer) : OK</w:t>
-      </w:r>
-    </w:p>
-    <w:p>
-      <w:pPr>
-        <w:spacing w:after="120" w:line="276"/>
-        <w:rPr>
-          <w:color w:val="202122"/>
-          <w:sz w:val="21"/>
-          <w:szCs w:val="21"/>
-        </w:rPr>
-      </w:pPr>
-      <w:r>
-        <w:rPr>
-          <w:color w:val="202122"/>
-          <w:sz w:val="21"/>
-          <w:szCs w:val="21"/>
-        </w:rPr>
-        <w:t xml:space="preserve">✅ </w:t>
-      </w:r>
-      <w:r>
-        <w:rPr>
-          <w:b/>
-          <w:bCs/>
-          <w:color w:val="202122"/>
-          <w:sz w:val="21"/>
-          <w:szCs w:val="21"/>
-        </w:rPr>
-        <w:t xml:space="preserve">Vérifier :</w:t>
-      </w:r>
-      <w:r>
-        <w:rPr>
-          <w:color w:val="202122"/>
-          <w:sz w:val="21"/>
-          <w:szCs w:val="21"/>
-        </w:rPr>
-        <w:t xml:space="preserve"> 2 refus pour Bruno, 1 succès pour Alice.</w:t>
-      </w:r>
-    </w:p>
-    <w:p>
-      <w:pPr>
-        <w:pStyle w:val="Heading1"/>
-        <w:keepNext/>
-        <w:spacing w:after="140" w:before="320"/>
-      </w:pPr>
-      <w:r>
-        <w:rPr>
-          <w:rFonts w:ascii="Georgia" w:cs="Georgia" w:eastAsia="Georgia" w:hAnsi="Georgia"/>
-          <w:b/>
-          <w:bCs/>
-          <w:color w:val="5B5B79"/>
-          <w:sz w:val="30"/>
-          <w:szCs w:val="30"/>
-        </w:rPr>
-        <w:t xml:space="preserve">5. Questions de compréhension</w:t>
-      </w:r>
-    </w:p>
-    <w:p>
-      <w:pPr>
-        <w:pStyle w:val="ListParagraph"/>
-        <w:numPr>
-          <w:ilvl w:val="0"/>
-          <w:numId w:val="3"/>
-        </w:numPr>
-        <w:spacing w:after="80" w:line="276"/>
-      </w:pPr>
-      <w:r>
-        <w:rPr>
-          <w:color w:val="202122"/>
-          <w:sz w:val="21"/>
-          <w:szCs w:val="21"/>
-        </w:rPr>
-        <w:t xml:space="preserve">Pourquoi donne-t-on les droits à </w:t>
-      </w:r>
-      <w:r>
-        <w:rPr>
-          <w:rFonts w:ascii="Consolas" w:cs="Consolas" w:eastAsia="Consolas" w:hAnsi="Consolas"/>
-          <w:color w:val="44445A"/>
-          <w:sz w:val="19"/>
-          <w:szCs w:val="19"/>
-          <w:shd w:fill="EEEEEE" w:val="clear"/>
-        </w:rPr>
-        <w:t xml:space="preserve">r_data_analyst</w:t>
-      </w:r>
-      <w:r>
-        <w:rPr>
-          <w:color w:val="202122"/>
-          <w:sz w:val="21"/>
-          <w:szCs w:val="21"/>
-        </w:rPr>
-        <w:t xml:space="preserve"> et pas directement à </w:t>
-      </w:r>
-      <w:r>
-        <w:rPr>
-          <w:rFonts w:ascii="Consolas" w:cs="Consolas" w:eastAsia="Consolas" w:hAnsi="Consolas"/>
-          <w:color w:val="44445A"/>
-          <w:sz w:val="19"/>
-          <w:szCs w:val="19"/>
-          <w:shd w:fill="EEEEEE" w:val="clear"/>
-        </w:rPr>
-        <w:t xml:space="preserve">bruno</w:t>
-      </w:r>
-      <w:r>
-        <w:rPr>
-          <w:color w:val="202122"/>
-          <w:sz w:val="21"/>
-          <w:szCs w:val="21"/>
-        </w:rPr>
-        <w:t xml:space="preserve"> ? Que faites-vous le jour où Bruno quitte l'entreprise ?</w:t>
-      </w:r>
-    </w:p>
-    <w:p>
-      <w:pPr>
-        <w:pStyle w:val="ListParagraph"/>
-        <w:numPr>
-          <w:ilvl w:val="0"/>
-          <w:numId w:val="3"/>
-        </w:numPr>
-        <w:spacing w:after="80" w:line="276"/>
-      </w:pPr>
-      <w:r>
-        <w:rPr>
-          <w:color w:val="202122"/>
-          <w:sz w:val="21"/>
-          <w:szCs w:val="21"/>
-        </w:rPr>
-        <w:t xml:space="preserve">À l'étape 4, Nadia voit les salariés de Finance. Peut-elle lire leur NIR ? Pourquoi ? (indice : lignes ≠ colonnes)</w:t>
-      </w:r>
-    </w:p>
-    <w:p>
-      <w:pPr>
-        <w:pStyle w:val="ListParagraph"/>
-        <w:numPr>
-          <w:ilvl w:val="0"/>
-          <w:numId w:val="3"/>
-        </w:numPr>
-        <w:spacing w:after="80" w:line="276"/>
-      </w:pPr>
-      <w:r>
-        <w:rPr>
-          <w:color w:val="202122"/>
-          <w:sz w:val="21"/>
-          <w:szCs w:val="21"/>
-        </w:rPr>
-        <w:t xml:space="preserve">À l'étape 5, combien de personnes sont « uniques » sur 200 ? La vue est-elle </w:t>
-      </w:r>
-      <w:r>
-        <w:rPr>
-          <w:b/>
-          <w:bCs/>
-          <w:color w:val="202122"/>
-          <w:sz w:val="21"/>
-          <w:szCs w:val="21"/>
-        </w:rPr>
-        <w:t xml:space="preserve">anonyme</w:t>
-      </w:r>
-      <w:r>
-        <w:rPr>
-          <w:color w:val="202122"/>
-          <w:sz w:val="21"/>
-          <w:szCs w:val="21"/>
-        </w:rPr>
-        <w:t xml:space="preserve"> ou seulement </w:t>
-      </w:r>
-      <w:r>
-        <w:rPr>
-          <w:b/>
-          <w:bCs/>
-          <w:color w:val="202122"/>
-          <w:sz w:val="21"/>
-          <w:szCs w:val="21"/>
-        </w:rPr>
-        <w:t xml:space="preserve">pseudonymisée</w:t>
-      </w:r>
-      <w:r>
-        <w:rPr>
-          <w:color w:val="202122"/>
-          <w:sz w:val="21"/>
-          <w:szCs w:val="21"/>
-        </w:rPr>
-        <w:t xml:space="preserve"> ? Proposez une colonne à retirer pour réduire ce nombre.</w:t>
-      </w:r>
-    </w:p>
-    <w:p>
-      <w:pPr>
-        <w:pStyle w:val="ListParagraph"/>
-        <w:numPr>
-          <w:ilvl w:val="0"/>
-          <w:numId w:val="3"/>
-        </w:numPr>
-        <w:spacing w:after="80" w:line="276"/>
-      </w:pPr>
-      <w:r>
-        <w:rPr>
-          <w:color w:val="202122"/>
-          <w:sz w:val="21"/>
-          <w:szCs w:val="21"/>
-        </w:rPr>
-        <w:t xml:space="preserve">À l'étape 6, qu'est-ce qui empêche Alice de valider elle-même sa vue ?</w:t>
-      </w:r>
-    </w:p>
-    <w:p>
-      <w:pPr>
-        <w:pStyle w:val="Heading1"/>
-        <w:keepNext/>
-        <w:spacing w:after="140" w:before="320"/>
-      </w:pPr>
-      <w:r>
-        <w:rPr>
-          <w:rFonts w:ascii="Georgia" w:cs="Georgia" w:eastAsia="Georgia" w:hAnsi="Georgia"/>
-          <w:b/>
-          <w:bCs/>
-          <w:color w:val="5B5B79"/>
-          <w:sz w:val="30"/>
-          <w:szCs w:val="30"/>
-        </w:rPr>
-        <w:t xml:space="preserve">6. Volet GRC : gouverner les habilitations</w:t>
-      </w:r>
-    </w:p>
-    <w:p>
-      <w:pPr>
-        <w:pStyle w:val="Heading2"/>
-        <w:keepNext/>
-        <w:spacing w:after="100" w:before="220"/>
-      </w:pPr>
-      <w:r>
-        <w:rPr>
-          <w:rFonts w:ascii="Georgia" w:cs="Georgia" w:eastAsia="Georgia" w:hAnsi="Georgia"/>
-          <w:b/>
-          <w:bCs/>
-          <w:color w:val="44445A"/>
-          <w:sz w:val="24"/>
-          <w:szCs w:val="24"/>
-        </w:rPr>
-        <w:t xml:space="preserve">6.1 Le framework : la méthode en 4 étapes, appliquée aux droits d'accès</w:t>
-      </w:r>
-    </w:p>
-    <w:p>
-      <w:pPr>
-        <w:spacing w:after="120" w:line="276"/>
-        <w:rPr>
-          <w:color w:val="202122"/>
-          <w:sz w:val="21"/>
-          <w:szCs w:val="21"/>
-        </w:rPr>
-      </w:pPr>
-      <w:r>
-        <w:rPr>
-          <w:color w:val="202122"/>
-          <w:sz w:val="21"/>
-          <w:szCs w:val="21"/>
-        </w:rPr>
-        <w:t xml:space="preserve">On reprend la même méthode qu'au TP1. Ici, l'objet analysé est une </w:t>
-      </w:r>
-      <w:r>
-        <w:rPr>
-          <w:b/>
-          <w:bCs/>
-          <w:color w:val="202122"/>
-          <w:sz w:val="21"/>
-          <w:szCs w:val="21"/>
-        </w:rPr>
-        <w:t xml:space="preserve">demande d'accès</w:t>
-      </w:r>
-      <w:r>
-        <w:rPr>
-          <w:color w:val="202122"/>
-          <w:sz w:val="21"/>
-          <w:szCs w:val="21"/>
-        </w:rPr>
-        <w:t xml:space="preserve"> : qui veut voir quelle donnée, et pourquoi ?</w:t>
+        <w:t xml:space="preserve">🎯 Séparation des tâches : Alice prépare, Claire valide, et seulement après la vue est ouverte aux analystes.</w:t>
       </w:r>
     </w:p>
     <w:p>
@@ -3955,9 +3970,9 @@
       <w:r>
         <w:drawing>
           <wp:inline distT="0" distB="0" distL="0" distR="0">
-            <wp:extent cx="5905500" cy="2019300"/>
+            <wp:extent cx="5905500" cy="1905000"/>
             <wp:effectExtent t="0" r="0" b="0" l="0"/>
-            <wp:docPr id="1" name="fig_grc_methode.png" descr="La méthode GRC en 4 étapes" title="La méthode GRC en 4 étapes"/>
+            <wp:docPr id="3" name="fig_tp2_cycle_habilitations.png" descr="" title=""/>
             <wp:cNvGraphicFramePr>
               <a:graphicFrameLocks xmlns:a="http://schemas.openxmlformats.org/drawingml/2006/main" noChangeAspect="1"/>
             </wp:cNvGraphicFramePr>
@@ -3980,6 +3995,621 @@
                   <pic:spPr bwMode="auto">
                     <a:xfrm>
                       <a:off x="0" y="0"/>
+                      <a:ext cx="5905500" cy="1905000"/>
+                    </a:xfrm>
+                    <a:prstGeom prst="rect">
+                      <a:avLst/>
+                    </a:prstGeom>
+                  </pic:spPr>
+                </pic:pic>
+              </a:graphicData>
+            </a:graphic>
+          </wp:inline>
+        </w:drawing>
+      </w:r>
+    </w:p>
+    <w:p>
+      <w:pPr>
+        <w:spacing w:after="200"/>
+        <w:jc w:val="center"/>
+      </w:pPr>
+      <w:r>
+        <w:rPr>
+          <w:i/>
+          <w:iCs/>
+          <w:color w:val="6B6B80"/>
+          <w:sz w:val="17"/>
+          <w:szCs w:val="17"/>
+        </w:rPr>
+        <w:t xml:space="preserve"/>
+      </w:r>
+    </w:p>
+    <w:p>
+      <w:pPr>
+        <w:pBdr>
+          <w:left w:val="single" w:color="5B5B79" w:sz="12" w:space="6"/>
+        </w:pBdr>
+        <w:shd w:fill="F5F5F5" w:val="clear"/>
+        <w:spacing w:after="0" w:line="240"/>
+        <w:ind w:left="120" w:right="120"/>
+      </w:pPr>
+      <w:r>
+        <w:rPr>
+          <w:rFonts w:ascii="Consolas" w:cs="Consolas" w:eastAsia="Consolas" w:hAnsi="Consolas"/>
+          <w:color w:val="202122"/>
+          <w:sz w:val="16"/>
+          <w:szCs w:val="16"/>
+        </w:rPr>
+        <w:t xml:space="preserve">sql -f /lab/scripts/sql/tp2/04-publication.sql                            # crée la fonction publier_vue</w:t>
+      </w:r>
+    </w:p>
+    <w:p>
+      <w:pPr>
+        <w:pBdr>
+          <w:left w:val="single" w:color="5B5B79" w:sz="12" w:space="6"/>
+        </w:pBdr>
+        <w:shd w:fill="F5F5F5" w:val="clear"/>
+        <w:spacing w:after="0" w:line="240"/>
+        <w:ind w:left="120" w:right="120"/>
+      </w:pPr>
+      <w:r>
+        <w:rPr>
+          <w:rFonts w:ascii="Consolas" w:cs="Consolas" w:eastAsia="Consolas" w:hAnsi="Consolas"/>
+          <w:color w:val="202122"/>
+          <w:sz w:val="16"/>
+          <w:szCs w:val="16"/>
+        </w:rPr>
+        <w:t xml:space="preserve">sql-as alice  "SELECT analytics.publier_vue('analytics.v_employes')"      # refusé : pas encore validée</w:t>
+      </w:r>
+    </w:p>
+    <w:p>
+      <w:pPr>
+        <w:pBdr>
+          <w:left w:val="single" w:color="5B5B79" w:sz="12" w:space="6"/>
+        </w:pBdr>
+        <w:shd w:fill="F5F5F5" w:val="clear"/>
+        <w:spacing w:after="0" w:line="240"/>
+        <w:ind w:left="120" w:right="120"/>
+      </w:pPr>
+      <w:r>
+        <w:rPr>
+          <w:rFonts w:ascii="Consolas" w:cs="Consolas" w:eastAsia="Consolas" w:hAnsi="Consolas"/>
+          <w:color w:val="202122"/>
+          <w:sz w:val="16"/>
+          <w:szCs w:val="16"/>
+        </w:rPr>
+        <w:t xml:space="preserve">sql-as claire "INSERT INTO gouvernance.validations_dpo (objet, decision, commentaire) VALUES ('analytics.v_employes', 'APPROUVE', 'OK DPO')"</w:t>
+      </w:r>
+    </w:p>
+    <w:p>
+      <w:pPr>
+        <w:pBdr>
+          <w:left w:val="single" w:color="5B5B79" w:sz="12" w:space="6"/>
+        </w:pBdr>
+        <w:shd w:fill="F5F5F5" w:val="clear"/>
+        <w:spacing w:after="0" w:line="240"/>
+        <w:ind w:left="120" w:right="120"/>
+      </w:pPr>
+      <w:r>
+        <w:rPr>
+          <w:rFonts w:ascii="Consolas" w:cs="Consolas" w:eastAsia="Consolas" w:hAnsi="Consolas"/>
+          <w:color w:val="202122"/>
+          <w:sz w:val="16"/>
+          <w:szCs w:val="16"/>
+        </w:rPr>
+        <w:t xml:space="preserve">sql-as alice  "SELECT analytics.publier_vue('analytics.v_employes')"      # accepté</w:t>
+      </w:r>
+    </w:p>
+    <w:p>
+      <w:pPr>
+        <w:pBdr>
+          <w:left w:val="single" w:color="5B5B79" w:sz="12" w:space="6"/>
+        </w:pBdr>
+        <w:shd w:fill="F5F5F5" w:val="clear"/>
+        <w:spacing w:after="160" w:line="240"/>
+        <w:ind w:left="120" w:right="120"/>
+      </w:pPr>
+      <w:r>
+        <w:rPr>
+          <w:rFonts w:ascii="Consolas" w:cs="Consolas" w:eastAsia="Consolas" w:hAnsi="Consolas"/>
+          <w:color w:val="202122"/>
+          <w:sz w:val="16"/>
+          <w:szCs w:val="16"/>
+        </w:rPr>
+        <w:t xml:space="preserve">sql-as bruno  "SELECT departement, tranche_salaire, count(*) FROM analytics.v_employes GROUP BY 1,2 LIMIT 5"</w:t>
+      </w:r>
+    </w:p>
+    <w:p>
+      <w:pPr>
+        <w:spacing w:after="120" w:line="276"/>
+        <w:rPr>
+          <w:color w:val="202122"/>
+          <w:sz w:val="21"/>
+          <w:szCs w:val="21"/>
+        </w:rPr>
+      </w:pPr>
+      <w:r>
+        <w:rPr>
+          <w:color w:val="202122"/>
+          <w:sz w:val="21"/>
+          <w:szCs w:val="21"/>
+        </w:rPr>
+        <w:t xml:space="preserve">✅ </w:t>
+      </w:r>
+      <w:r>
+        <w:rPr>
+          <w:b/>
+          <w:bCs/>
+          <w:color w:val="202122"/>
+          <w:sz w:val="21"/>
+          <w:szCs w:val="21"/>
+        </w:rPr>
+        <w:t xml:space="preserve">Vérifier :</w:t>
+      </w:r>
+      <w:r>
+        <w:rPr>
+          <w:color w:val="202122"/>
+          <w:sz w:val="21"/>
+          <w:szCs w:val="21"/>
+        </w:rPr>
+        <w:t xml:space="preserve"> La publication est refusée avant la validation, acceptée après, et Bruno lit enfin la vue.</w:t>
+      </w:r>
+    </w:p>
+    <w:p>
+      <w:pPr>
+        <w:pStyle w:val="Heading2"/>
+        <w:keepNext/>
+        <w:spacing w:after="100" w:before="220"/>
+      </w:pPr>
+      <w:r>
+        <w:rPr>
+          <w:rFonts w:ascii="Georgia" w:cs="Georgia" w:eastAsia="Georgia" w:hAnsi="Georgia"/>
+          <w:b/>
+          <w:bCs/>
+          <w:color w:val="44445A"/>
+          <w:sz w:val="24"/>
+          <w:szCs w:val="24"/>
+        </w:rPr>
+        <w:t xml:space="preserve">Étape 7 — Les mêmes règles sur le stockage objet (MinIO)</w:t>
+      </w:r>
+    </w:p>
+    <w:p>
+      <w:pPr>
+        <w:spacing w:after="120" w:line="276"/>
+        <w:rPr>
+          <w:color w:val="202122"/>
+          <w:sz w:val="21"/>
+          <w:szCs w:val="21"/>
+        </w:rPr>
+      </w:pPr>
+      <w:r>
+        <w:rPr>
+          <w:i/>
+          <w:iCs/>
+          <w:color w:val="202122"/>
+          <w:sz w:val="21"/>
+          <w:szCs w:val="21"/>
+        </w:rPr>
+        <w:t xml:space="preserve">Alice / Bruno</w:t>
+      </w:r>
+    </w:p>
+    <w:p>
+      <w:pPr>
+        <w:pBdr>
+          <w:left w:val="single" w:color="5B5B79" w:sz="18" w:space="8"/>
+        </w:pBdr>
+        <w:shd w:fill="F5F5F5" w:val="clear"/>
+        <w:spacing w:after="160" w:before="80" w:line="276"/>
+        <w:ind w:left="160" w:right="160"/>
+      </w:pPr>
+      <w:r>
+        <w:rPr>
+          <w:i/>
+          <w:iCs/>
+          <w:color w:val="44445A"/>
+        </w:rPr>
+        <w:t xml:space="preserve">🎯 Les fichiers suivent les mêmes règles que la base : Bruno lit la zone curated (masquée), jamais raw-data (brute).</w:t>
+      </w:r>
+    </w:p>
+    <w:p>
+      <w:pPr>
+        <w:pBdr>
+          <w:left w:val="single" w:color="5B5B79" w:sz="12" w:space="6"/>
+        </w:pBdr>
+        <w:shd w:fill="F5F5F5" w:val="clear"/>
+        <w:spacing w:after="0" w:line="240"/>
+        <w:ind w:left="120" w:right="120"/>
+      </w:pPr>
+      <w:r>
+        <w:rPr>
+          <w:rFonts w:ascii="Consolas" w:cs="Consolas" w:eastAsia="Consolas" w:hAnsi="Consolas"/>
+          <w:color w:val="202122"/>
+          <w:sz w:val="16"/>
+          <w:szCs w:val="16"/>
+        </w:rPr>
+        <w:t xml:space="preserve">cat /lab/minio-policies/data-analyst.json         # une seule règle : lire « curated »</w:t>
+      </w:r>
+    </w:p>
+    <w:p>
+      <w:pPr>
+        <w:pBdr>
+          <w:left w:val="single" w:color="5B5B79" w:sz="12" w:space="6"/>
+        </w:pBdr>
+        <w:shd w:fill="F5F5F5" w:val="clear"/>
+        <w:spacing w:after="0" w:line="240"/>
+        <w:ind w:left="120" w:right="120"/>
+      </w:pPr>
+      <w:r>
+        <w:rPr>
+          <w:rFonts w:ascii="Consolas" w:cs="Consolas" w:eastAsia="Consolas" w:hAnsi="Consolas"/>
+          <w:color w:val="202122"/>
+          <w:sz w:val="16"/>
+          <w:szCs w:val="16"/>
+        </w:rPr>
+        <w:t xml:space="preserve">/lab/scripts/setup/tp2-minio.sh                   # crée alice et bruno dans MinIO</w:t>
+      </w:r>
+    </w:p>
+    <w:p>
+      <w:pPr>
+        <w:pBdr>
+          <w:left w:val="single" w:color="5B5B79" w:sz="12" w:space="6"/>
+        </w:pBdr>
+        <w:shd w:fill="F5F5F5" w:val="clear"/>
+        <w:spacing w:after="0" w:line="240"/>
+        <w:ind w:left="120" w:right="120"/>
+      </w:pPr>
+      <w:r>
+        <w:rPr>
+          <w:rFonts w:ascii="Consolas" w:cs="Consolas" w:eastAsia="Consolas" w:hAnsi="Consolas"/>
+          <w:color w:val="202122"/>
+          <w:sz w:val="16"/>
+          <w:szCs w:val="16"/>
+        </w:rPr>
+        <w:t xml:space="preserve">mc ls bruno/raw-data/                             # Bruno : refusé</w:t>
+      </w:r>
+    </w:p>
+    <w:p>
+      <w:pPr>
+        <w:pBdr>
+          <w:left w:val="single" w:color="5B5B79" w:sz="12" w:space="6"/>
+        </w:pBdr>
+        <w:shd w:fill="F5F5F5" w:val="clear"/>
+        <w:spacing w:after="0" w:line="240"/>
+        <w:ind w:left="120" w:right="120"/>
+      </w:pPr>
+      <w:r>
+        <w:rPr>
+          <w:rFonts w:ascii="Consolas" w:cs="Consolas" w:eastAsia="Consolas" w:hAnsi="Consolas"/>
+          <w:color w:val="202122"/>
+          <w:sz w:val="16"/>
+          <w:szCs w:val="16"/>
+        </w:rPr>
+        <w:t xml:space="preserve">mc cp /etc/hostname bruno/curated/test.txt        # Bruno ne peut pas écrire : refusé</w:t>
+      </w:r>
+    </w:p>
+    <w:p>
+      <w:pPr>
+        <w:pBdr>
+          <w:left w:val="single" w:color="5B5B79" w:sz="12" w:space="6"/>
+        </w:pBdr>
+        <w:shd w:fill="F5F5F5" w:val="clear"/>
+        <w:spacing w:after="160" w:line="240"/>
+        <w:ind w:left="120" w:right="120"/>
+      </w:pPr>
+      <w:r>
+        <w:rPr>
+          <w:rFonts w:ascii="Consolas" w:cs="Consolas" w:eastAsia="Consolas" w:hAnsi="Consolas"/>
+          <w:color w:val="202122"/>
+          <w:sz w:val="16"/>
+          <w:szCs w:val="16"/>
+        </w:rPr>
+        <w:t xml:space="preserve">mc ls alice/raw-data/transactions/                # Alice (Data Engineer) : OK</w:t>
+      </w:r>
+    </w:p>
+    <w:p>
+      <w:pPr>
+        <w:spacing w:after="120" w:line="276"/>
+        <w:rPr>
+          <w:color w:val="202122"/>
+          <w:sz w:val="21"/>
+          <w:szCs w:val="21"/>
+        </w:rPr>
+      </w:pPr>
+      <w:r>
+        <w:rPr>
+          <w:color w:val="202122"/>
+          <w:sz w:val="21"/>
+          <w:szCs w:val="21"/>
+        </w:rPr>
+        <w:t xml:space="preserve">✅ </w:t>
+      </w:r>
+      <w:r>
+        <w:rPr>
+          <w:b/>
+          <w:bCs/>
+          <w:color w:val="202122"/>
+          <w:sz w:val="21"/>
+          <w:szCs w:val="21"/>
+        </w:rPr>
+        <w:t xml:space="preserve">Vérifier :</w:t>
+      </w:r>
+      <w:r>
+        <w:rPr>
+          <w:color w:val="202122"/>
+          <w:sz w:val="21"/>
+          <w:szCs w:val="21"/>
+        </w:rPr>
+        <w:t xml:space="preserve"> 2 refus pour Bruno, 1 succès pour Alice.</w:t>
+      </w:r>
+    </w:p>
+    <w:p>
+      <w:pPr>
+        <w:pStyle w:val="Heading1"/>
+        <w:keepNext/>
+        <w:spacing w:after="140" w:before="320"/>
+      </w:pPr>
+      <w:r>
+        <w:rPr>
+          <w:rFonts w:ascii="Georgia" w:cs="Georgia" w:eastAsia="Georgia" w:hAnsi="Georgia"/>
+          <w:b/>
+          <w:bCs/>
+          <w:color w:val="5B5B79"/>
+          <w:sz w:val="30"/>
+          <w:szCs w:val="30"/>
+        </w:rPr>
+        <w:t xml:space="preserve">5. Questions de compréhension</w:t>
+      </w:r>
+    </w:p>
+    <w:p>
+      <w:pPr>
+        <w:pStyle w:val="ListParagraph"/>
+        <w:numPr>
+          <w:ilvl w:val="0"/>
+          <w:numId w:val="3"/>
+        </w:numPr>
+        <w:spacing w:after="80" w:line="276"/>
+      </w:pPr>
+      <w:r>
+        <w:rPr>
+          <w:color w:val="202122"/>
+          <w:sz w:val="21"/>
+          <w:szCs w:val="21"/>
+        </w:rPr>
+        <w:t xml:space="preserve">Pourquoi donne-t-on les droits à </w:t>
+      </w:r>
+      <w:r>
+        <w:rPr>
+          <w:rFonts w:ascii="Consolas" w:cs="Consolas" w:eastAsia="Consolas" w:hAnsi="Consolas"/>
+          <w:color w:val="44445A"/>
+          <w:sz w:val="19"/>
+          <w:szCs w:val="19"/>
+          <w:shd w:fill="EEEEEE" w:val="clear"/>
+        </w:rPr>
+        <w:t xml:space="preserve">r_data_analyst</w:t>
+      </w:r>
+      <w:r>
+        <w:rPr>
+          <w:color w:val="202122"/>
+          <w:sz w:val="21"/>
+          <w:szCs w:val="21"/>
+        </w:rPr>
+        <w:t xml:space="preserve"> et pas directement à </w:t>
+      </w:r>
+      <w:r>
+        <w:rPr>
+          <w:rFonts w:ascii="Consolas" w:cs="Consolas" w:eastAsia="Consolas" w:hAnsi="Consolas"/>
+          <w:color w:val="44445A"/>
+          <w:sz w:val="19"/>
+          <w:szCs w:val="19"/>
+          <w:shd w:fill="EEEEEE" w:val="clear"/>
+        </w:rPr>
+        <w:t xml:space="preserve">bruno</w:t>
+      </w:r>
+      <w:r>
+        <w:rPr>
+          <w:color w:val="202122"/>
+          <w:sz w:val="21"/>
+          <w:szCs w:val="21"/>
+        </w:rPr>
+        <w:t xml:space="preserve"> ? Que faites-vous le jour où Bruno quitte l'entreprise ?</w:t>
+      </w:r>
+    </w:p>
+    <w:p>
+      <w:pPr>
+        <w:pStyle w:val="ListParagraph"/>
+        <w:numPr>
+          <w:ilvl w:val="0"/>
+          <w:numId w:val="3"/>
+        </w:numPr>
+        <w:spacing w:after="80" w:line="276"/>
+      </w:pPr>
+      <w:r>
+        <w:rPr>
+          <w:color w:val="202122"/>
+          <w:sz w:val="21"/>
+          <w:szCs w:val="21"/>
+        </w:rPr>
+        <w:t xml:space="preserve">À l'étape 4, Nadia voit les salariés de Finance. Peut-elle lire leur NIR ? Pourquoi ? (indice : lignes ≠ colonnes)</w:t>
+      </w:r>
+    </w:p>
+    <w:p>
+      <w:pPr>
+        <w:pStyle w:val="ListParagraph"/>
+        <w:numPr>
+          <w:ilvl w:val="0"/>
+          <w:numId w:val="3"/>
+        </w:numPr>
+        <w:spacing w:after="80" w:line="276"/>
+      </w:pPr>
+      <w:r>
+        <w:rPr>
+          <w:color w:val="202122"/>
+          <w:sz w:val="21"/>
+          <w:szCs w:val="21"/>
+        </w:rPr>
+        <w:t xml:space="preserve">À l'étape 5, combien de personnes sont « uniques » sur 200 ? La vue est-elle </w:t>
+      </w:r>
+      <w:r>
+        <w:rPr>
+          <w:b/>
+          <w:bCs/>
+          <w:color w:val="202122"/>
+          <w:sz w:val="21"/>
+          <w:szCs w:val="21"/>
+        </w:rPr>
+        <w:t xml:space="preserve">anonyme</w:t>
+      </w:r>
+      <w:r>
+        <w:rPr>
+          <w:color w:val="202122"/>
+          <w:sz w:val="21"/>
+          <w:szCs w:val="21"/>
+        </w:rPr>
+        <w:t xml:space="preserve"> ou seulement </w:t>
+      </w:r>
+      <w:r>
+        <w:rPr>
+          <w:b/>
+          <w:bCs/>
+          <w:color w:val="202122"/>
+          <w:sz w:val="21"/>
+          <w:szCs w:val="21"/>
+        </w:rPr>
+        <w:t xml:space="preserve">pseudonymisée</w:t>
+      </w:r>
+      <w:r>
+        <w:rPr>
+          <w:color w:val="202122"/>
+          <w:sz w:val="21"/>
+          <w:szCs w:val="21"/>
+        </w:rPr>
+        <w:t xml:space="preserve"> ? Proposez une colonne à retirer pour réduire ce nombre.</w:t>
+      </w:r>
+    </w:p>
+    <w:p>
+      <w:pPr>
+        <w:pStyle w:val="ListParagraph"/>
+        <w:numPr>
+          <w:ilvl w:val="0"/>
+          <w:numId w:val="3"/>
+        </w:numPr>
+        <w:spacing w:after="80" w:line="276"/>
+      </w:pPr>
+      <w:r>
+        <w:rPr>
+          <w:color w:val="202122"/>
+          <w:sz w:val="21"/>
+          <w:szCs w:val="21"/>
+        </w:rPr>
+        <w:t xml:space="preserve">À l'étape 6, qu'est-ce qui empêche Alice de valider elle-même sa vue ?</w:t>
+      </w:r>
+    </w:p>
+    <w:p>
+      <w:pPr>
+        <w:pStyle w:val="Heading1"/>
+        <w:keepNext/>
+        <w:spacing w:after="140" w:before="320"/>
+      </w:pPr>
+      <w:r>
+        <w:rPr>
+          <w:rFonts w:ascii="Georgia" w:cs="Georgia" w:eastAsia="Georgia" w:hAnsi="Georgia"/>
+          <w:b/>
+          <w:bCs/>
+          <w:color w:val="5B5B79"/>
+          <w:sz w:val="30"/>
+          <w:szCs w:val="30"/>
+        </w:rPr>
+        <w:t xml:space="preserve">6. Volet GRC : gouverner les habilitations</w:t>
+      </w:r>
+    </w:p>
+    <w:p>
+      <w:pPr>
+        <w:pStyle w:val="Heading2"/>
+        <w:keepNext/>
+        <w:spacing w:after="100" w:before="220"/>
+      </w:pPr>
+      <w:r>
+        <w:rPr>
+          <w:rFonts w:ascii="Georgia" w:cs="Georgia" w:eastAsia="Georgia" w:hAnsi="Georgia"/>
+          <w:b/>
+          <w:bCs/>
+          <w:color w:val="44445A"/>
+          <w:sz w:val="24"/>
+          <w:szCs w:val="24"/>
+        </w:rPr>
+        <w:t xml:space="preserve">6.1 Le framework : la méthode en 4 étapes, appliquée aux droits d'accès</w:t>
+      </w:r>
+    </w:p>
+    <w:p>
+      <w:pPr>
+        <w:spacing w:after="120" w:line="276"/>
+        <w:rPr>
+          <w:color w:val="202122"/>
+          <w:sz w:val="21"/>
+          <w:szCs w:val="21"/>
+        </w:rPr>
+      </w:pPr>
+      <w:r>
+        <w:rPr>
+          <w:color w:val="202122"/>
+          <w:sz w:val="21"/>
+          <w:szCs w:val="21"/>
+        </w:rPr>
+        <w:t xml:space="preserve">On reprend la même méthode qu'au TP1. Ici, l'objet analysé est une </w:t>
+      </w:r>
+      <w:r>
+        <w:rPr>
+          <w:b/>
+          <w:bCs/>
+          <w:color w:val="202122"/>
+          <w:sz w:val="21"/>
+          <w:szCs w:val="21"/>
+        </w:rPr>
+        <w:t xml:space="preserve">demande d'accès</w:t>
+      </w:r>
+      <w:r>
+        <w:rPr>
+          <w:color w:val="202122"/>
+          <w:sz w:val="21"/>
+          <w:szCs w:val="21"/>
+        </w:rPr>
+        <w:t xml:space="preserve"> : qui veut voir quelle donnée, et pourquoi ?</w:t>
+      </w:r>
+    </w:p>
+    <w:p>
+      <w:pPr>
+        <w:keepNext/>
+        <w:spacing w:after="40" w:before="120"/>
+        <w:jc w:val="center"/>
+      </w:pPr>
+      <w:r>
+        <w:drawing>
+          <wp:inline distT="0" distB="0" distL="0" distR="0">
+            <wp:extent cx="5905500" cy="2019300"/>
+            <wp:effectExtent t="0" r="0" b="0" l="0"/>
+            <wp:docPr id="4" name="fig_grc_methode.png" descr="La méthode GRC en 4 étapes" title="La méthode GRC en 4 étapes"/>
+            <wp:cNvGraphicFramePr>
+              <a:graphicFrameLocks xmlns:a="http://schemas.openxmlformats.org/drawingml/2006/main" noChangeAspect="1"/>
+            </wp:cNvGraphicFramePr>
+            <a:graphic xmlns:a="http://schemas.openxmlformats.org/drawingml/2006/main">
+              <a:graphicData uri="http://schemas.openxmlformats.org/drawingml/2006/picture">
+                <pic:pic xmlns:pic="http://schemas.openxmlformats.org/drawingml/2006/picture">
+                  <pic:nvPicPr>
+                    <pic:cNvPr id="0" name="" descr=""/>
+                    <pic:cNvPicPr>
+                      <a:picLocks noChangeAspect="1" noChangeArrowheads="1"/>
+                    </pic:cNvPicPr>
+                  </pic:nvPicPr>
+                  <pic:blipFill>
+                    <a:blip r:embed="rId12" cstate="none"/>
+                    <a:srcRect/>
+                    <a:stretch>
+                      <a:fillRect/>
+                    </a:stretch>
+                  </pic:blipFill>
+                  <pic:spPr bwMode="auto">
+                    <a:xfrm>
+                      <a:off x="0" y="0"/>
                       <a:ext cx="5905500" cy="2019300"/>
                     </a:xfrm>
                     <a:prstGeom prst="rect">
@@ -4127,7 +4757,7 @@
       </w:tr>
       <w:tr>
         <w:trPr>
-          <w:tblHeader w:val="false"/>
+          <w:tblHeader w:val="off"/>
         </w:trPr>
         <w:tc>
           <w:tcPr>
@@ -4221,7 +4851,7 @@
       </w:tr>
       <w:tr>
         <w:trPr>
-          <w:tblHeader w:val="false"/>
+          <w:tblHeader w:val="off"/>
         </w:trPr>
         <w:tc>
           <w:tcPr>
@@ -4349,7 +4979,7 @@
       </w:tr>
       <w:tr>
         <w:trPr>
-          <w:tblHeader w:val="false"/>
+          <w:tblHeader w:val="off"/>
         </w:trPr>
         <w:tc>
           <w:tcPr>
@@ -4477,7 +5107,7 @@
       </w:tr>
       <w:tr>
         <w:trPr>
-          <w:tblHeader w:val="false"/>
+          <w:tblHeader w:val="off"/>
         </w:trPr>
         <w:tc>
           <w:tcPr>
@@ -4644,7 +5274,7 @@
           <wp:inline distT="0" distB="0" distL="0" distR="0">
             <wp:extent cx="5905500" cy="1905000"/>
             <wp:effectExtent t="0" r="0" b="0" l="0"/>
-            <wp:docPr id="1" name="fig_tp2_cycle_habilitations.png" descr="Cycle de vie d'une habilitation" title="Cycle de vie d'une habilitation"/>
+            <wp:docPr id="5" name="fig_tp2_cycle_habilitations.png" descr="Cycle de vie d'une habilitation" title="Cycle de vie d'une habilitation"/>
             <wp:cNvGraphicFramePr>
               <a:graphicFrameLocks xmlns:a="http://schemas.openxmlformats.org/drawingml/2006/main" noChangeAspect="1"/>
             </wp:cNvGraphicFramePr>
@@ -4658,7 +5288,7 @@
                     </pic:cNvPicPr>
                   </pic:nvPicPr>
                   <pic:blipFill>
-                    <a:blip r:embed="rId12" cstate="none"/>
+                    <a:blip r:embed="rId11" cstate="none"/>
                     <a:srcRect/>
                     <a:stretch>
                       <a:fillRect/>
@@ -4800,7 +5430,7 @@
       </w:tr>
       <w:tr>
         <w:trPr>
-          <w:tblHeader w:val="false"/>
+          <w:tblHeader w:val="off"/>
         </w:trPr>
         <w:tc>
           <w:tcPr>
@@ -4908,7 +5538,7 @@
       </w:tr>
       <w:tr>
         <w:trPr>
-          <w:tblHeader w:val="false"/>
+          <w:tblHeader w:val="off"/>
         </w:trPr>
         <w:tc>
           <w:tcPr>
@@ -4995,7 +5625,7 @@
       </w:tr>
       <w:tr>
         <w:trPr>
-          <w:tblHeader w:val="false"/>
+          <w:tblHeader w:val="off"/>
         </w:trPr>
         <w:tc>
           <w:tcPr>
@@ -5125,7 +5755,7 @@
       </w:tr>
       <w:tr>
         <w:trPr>
-          <w:tblHeader w:val="false"/>
+          <w:tblHeader w:val="off"/>
         </w:trPr>
         <w:tc>
           <w:tcPr>
@@ -5436,7 +6066,7 @@
       </w:tr>
       <w:tr>
         <w:trPr>
-          <w:tblHeader w:val="false"/>
+          <w:tblHeader w:val="off"/>
         </w:trPr>
         <w:tc>
           <w:tcPr>
@@ -5621,7 +6251,7 @@
       </w:tr>
       <w:tr>
         <w:trPr>
-          <w:tblHeader w:val="false"/>
+          <w:tblHeader w:val="off"/>
         </w:trPr>
         <w:tc>
           <w:tcPr>
@@ -6098,7 +6728,7 @@
       </w:tr>
       <w:tr>
         <w:trPr>
-          <w:tblHeader w:val="false"/>
+          <w:tblHeader w:val="off"/>
         </w:trPr>
         <w:tc>
           <w:tcPr>
@@ -6163,7 +6793,7 @@
       </w:tr>
       <w:tr>
         <w:trPr>
-          <w:tblHeader w:val="false"/>
+          <w:tblHeader w:val="off"/>
         </w:trPr>
         <w:tc>
           <w:tcPr>
@@ -6228,7 +6858,7 @@
       </w:tr>
       <w:tr>
         <w:trPr>
-          <w:tblHeader w:val="false"/>
+          <w:tblHeader w:val="off"/>
         </w:trPr>
         <w:tc>
           <w:tcPr>
@@ -6293,7 +6923,7 @@
       </w:tr>
       <w:tr>
         <w:trPr>
-          <w:tblHeader w:val="false"/>
+          <w:tblHeader w:val="off"/>
         </w:trPr>
         <w:tc>
           <w:tcPr>
@@ -6837,8 +7467,8 @@
       </w:r>
     </w:p>
     <w:sectPr>
-      <w:headerReference w:type="default" r:id="rId7"/>
-      <w:footerReference w:type="default" r:id="rId8"/>
+      <w:headerReference w:type="default" r:id="rId6"/>
+      <w:footerReference w:type="default" r:id="rId7"/>
       <w:pgSz w:w="11906" w:h="16838" w:orient="portrait"/>
       <w:pgMar w:top="1134" w:right="1134" w:bottom="1134" w:left="1134" w:header="708" w:footer="708" w:gutter="0"/>
       <w:pgNumType/>
@@ -6846,10 +7476,6 @@
     </w:sectPr>
   </w:body>
 </w:document>
-</file>
-
-<file path=word/comments.xml><?xml version="1.0" encoding="utf-8"?>
-<w:comments xmlns:cx="http://schemas.microsoft.com/office/drawing/2014/chartex" xmlns:cx1="http://schemas.microsoft.com/office/drawing/2015/9/8/chartex" xmlns:cx2="http://schemas.microsoft.com/office/drawing/2015/10/21/chartex" xmlns:cx3="http://schemas.microsoft.com/office/drawing/2016/5/9/chartex" xmlns:cx4="http://schemas.microsoft.com/office/drawing/2016/5/10/chartex" xmlns:cx5="http://schemas.microsoft.com/office/drawing/2016/5/11/chartex" xmlns:cx6="http://schemas.microsoft.com/office/drawing/2016/5/12/chartex" xmlns:cx7="http://schemas.microsoft.com/office/drawing/2016/5/13/chartex" xmlns:cx8="http://schemas.microsoft.com/office/drawing/2016/5/14/chartex" xmlns:mc="http://schemas.openxmlformats.org/markup-compatibility/2006" xmlns:aink="http://schemas.microsoft.com/office/drawing/2016/ink" xmlns:am3d="http://schemas.microsoft.com/office/drawing/2017/model3d" xmlns:o="urn:schemas-microsoft-com:office:office" xmlns:r="http://schemas.openxmlformats.org/officeDocument/2006/relationships" xmlns:m="http://schemas.openxmlformats.org/officeDocument/2006/math" xmlns:v="urn:schemas-microsoft-com:vml" xmlns:wp14="http://schemas.microsoft.com/office/word/2010/wordprocessingDrawing" xmlns:wp="http://schemas.openxmlformats.org/drawingml/2006/wordprocessingDrawing" xmlns:w10="urn:schemas-microsoft-com:office:word" xmlns:w="http://schemas.openxmlformats.org/wordprocessingml/2006/main" xmlns:w14="http://schemas.microsoft.com/office/word/2010/wordml" xmlns:w15="http://schemas.microsoft.com/office/word/2012/wordml" xmlns:w16cex="http://schemas.microsoft.com/office/word/2018/wordml/cex" xmlns:w16cid="http://schemas.microsoft.com/office/word/2016/wordml/cid" xmlns:w16="http://schemas.microsoft.com/office/word/2018/wordml" xmlns:w16sdtdh="http://schemas.microsoft.com/office/word/2020/wordml/sdtdatahash" xmlns:w16se="http://schemas.microsoft.com/office/word/2015/wordml/symex" xmlns:wpg="http://schemas.microsoft.com/office/word/2010/wordprocessingGroup" xmlns:wpi="http://schemas.microsoft.com/office/word/2010/wordprocessingInk" xmlns:wne="http://schemas.microsoft.com/office/word/2006/wordml" xmlns:wps="http://schemas.microsoft.com/office/word/2010/wordprocessingShape"/>
 </file>
 
 <file path=word/endnotes.xml><?xml version="1.0" encoding="utf-8"?>
@@ -6999,7 +7625,7 @@
 <w:numbering xmlns:wpc="http://schemas.microsoft.com/office/word/2010/wordprocessingCanvas" xmlns:mc="http://schemas.openxmlformats.org/markup-compatibility/2006" xmlns:o="urn:schemas-microsoft-com:office:office" xmlns:r="http://schemas.openxmlformats.org/officeDocument/2006/relationships" xmlns:m="http://schemas.openxmlformats.org/officeDocument/2006/math" xmlns:v="urn:schemas-microsoft-com:vml" xmlns:wp14="http://schemas.microsoft.com/office/word/2010/wordprocessingDrawing" xmlns:wp="http://schemas.openxmlformats.org/drawingml/2006/wordprocessingDrawing" xmlns:w10="urn:schemas-microsoft-com:office:word" xmlns:w="http://schemas.openxmlformats.org/wordprocessingml/2006/main" xmlns:w14="http://schemas.microsoft.com/office/word/2010/wordml" xmlns:w15="http://schemas.microsoft.com/office/word/2012/wordml" xmlns:wpg="http://schemas.microsoft.com/office/word/2010/wordprocessingGroup" xmlns:wpi="http://schemas.microsoft.com/office/word/2010/wordprocessingInk" xmlns:wne="http://schemas.microsoft.com/office/word/2006/wordml" xmlns:wps="http://schemas.microsoft.com/office/word/2010/wordprocessingShape" mc:Ignorable="w14 w15 wp14">
   <w:abstractNum w:abstractNumId="1" w15:restartNumberingAfterBreak="0">
     <w:multiLevelType w:val="hybridMultilevel"/>
-    <w:lvl w:ilvl="0" w15:tentative="1">
+    <w:lvl w:ilvl="0" w:tentative="1">
       <w:start w:val="1"/>
       <w:numFmt w:val="bullet"/>
       <w:lvlText w:val="●"/>
@@ -7008,7 +7634,7 @@
         <w:ind w:left="720" w:hanging="360"/>
       </w:pPr>
     </w:lvl>
-    <w:lvl w:ilvl="1" w15:tentative="1">
+    <w:lvl w:ilvl="1" w:tentative="1">
       <w:start w:val="1"/>
       <w:numFmt w:val="bullet"/>
       <w:lvlText w:val="○"/>
@@ -7017,7 +7643,7 @@
         <w:ind w:left="1440" w:hanging="360"/>
       </w:pPr>
     </w:lvl>
-    <w:lvl w:ilvl="2" w15:tentative="1">
+    <w:lvl w:ilvl="2" w:tentative="1">
       <w:start w:val="1"/>
       <w:numFmt w:val="bullet"/>
       <w:lvlText w:val="■"/>
@@ -7026,7 +7652,7 @@
         <w:ind w:left="2160" w:hanging="360"/>
       </w:pPr>
     </w:lvl>
-    <w:lvl w:ilvl="3" w15:tentative="1">
+    <w:lvl w:ilvl="3" w:tentative="1">
       <w:start w:val="1"/>
       <w:numFmt w:val="bullet"/>
       <w:lvlText w:val="●"/>
@@ -7035,7 +7661,7 @@
         <w:ind w:left="2880" w:hanging="360"/>
       </w:pPr>
     </w:lvl>
-    <w:lvl w:ilvl="4" w15:tentative="1">
+    <w:lvl w:ilvl="4" w:tentative="1">
       <w:start w:val="1"/>
       <w:numFmt w:val="bullet"/>
       <w:lvlText w:val="○"/>
@@ -7044,7 +7670,7 @@
         <w:ind w:left="3600" w:hanging="360"/>
       </w:pPr>
     </w:lvl>
-    <w:lvl w:ilvl="5" w15:tentative="1">
+    <w:lvl w:ilvl="5" w:tentative="1">
       <w:start w:val="1"/>
       <w:numFmt w:val="bullet"/>
       <w:lvlText w:val="■"/>
@@ -7053,7 +7679,7 @@
         <w:ind w:left="4320" w:hanging="360"/>
       </w:pPr>
     </w:lvl>
-    <w:lvl w:ilvl="6" w15:tentative="1">
+    <w:lvl w:ilvl="6" w:tentative="1">
       <w:start w:val="1"/>
       <w:numFmt w:val="bullet"/>
       <w:lvlText w:val="●"/>
@@ -7062,7 +7688,7 @@
         <w:ind w:left="5040" w:hanging="360"/>
       </w:pPr>
     </w:lvl>
-    <w:lvl w:ilvl="7" w15:tentative="1">
+    <w:lvl w:ilvl="7" w:tentative="1">
       <w:start w:val="1"/>
       <w:numFmt w:val="bullet"/>
       <w:lvlText w:val="●"/>
@@ -7071,7 +7697,7 @@
         <w:ind w:left="5760" w:hanging="360"/>
       </w:pPr>
     </w:lvl>
-    <w:lvl w:ilvl="8" w15:tentative="1">
+    <w:lvl w:ilvl="8" w:tentative="1">
       <w:start w:val="1"/>
       <w:numFmt w:val="bullet"/>
       <w:lvlText w:val="●"/>
@@ -7083,7 +7709,7 @@
   </w:abstractNum>
   <w:abstractNum w:abstractNumId="2" w15:restartNumberingAfterBreak="0">
     <w:multiLevelType w:val="hybridMultilevel"/>
-    <w:lvl w:ilvl="0" w15:tentative="1">
+    <w:lvl w:ilvl="0" w:tentative="1">
       <w:start w:val="1"/>
       <w:numFmt w:val="bullet"/>
       <w:lvlText w:val="•"/>
@@ -7092,7 +7718,7 @@
         <w:ind w:left="540" w:hanging="270"/>
       </w:pPr>
     </w:lvl>
-    <w:lvl w:ilvl="1" w15:tentative="1">
+    <w:lvl w:ilvl="1" w:tentative="1">
       <w:start w:val="1"/>
       <w:numFmt w:val="bullet"/>
       <w:lvlText w:val="–"/>
@@ -7104,7 +7730,7 @@
   </w:abstractNum>
   <w:abstractNum w:abstractNumId="3" w15:restartNumberingAfterBreak="0">
     <w:multiLevelType w:val="hybridMultilevel"/>
-    <w:lvl w:ilvl="0" w15:tentative="1">
+    <w:lvl w:ilvl="0" w:tentative="1">
       <w:start w:val="1"/>
       <w:numFmt w:val="decimal"/>
       <w:lvlText w:val="%1."/>
@@ -7154,6 +7780,10 @@
     </w:rPrDefault>
     <w:pPrDefault/>
   </w:docDefaults>
+  <w:style w:type="paragraph" w:styleId="Normal" w:default="1">
+    <w:name w:val="Normal"/>
+    <w:qFormat/>
+  </w:style>
   <w:style w:type="paragraph" w:styleId="Title">
     <w:name w:val="Title"/>
     <w:basedOn w:val="Normal"/>
@@ -7162,28 +7792,6 @@
     <w:rPr>
       <w:sz w:val="56"/>
       <w:szCs w:val="56"/>
-    </w:rPr>
-  </w:style>
-  <w:style w:type="paragraph" w:styleId="Heading1">
-    <w:name w:val="Heading 1"/>
-    <w:basedOn w:val="Normal"/>
-    <w:next w:val="Normal"/>
-    <w:qFormat/>
-    <w:rPr>
-      <w:color w:val="2E74B5"/>
-      <w:sz w:val="32"/>
-      <w:szCs w:val="32"/>
-    </w:rPr>
-  </w:style>
-  <w:style w:type="paragraph" w:styleId="Heading2">
-    <w:name w:val="Heading 2"/>
-    <w:basedOn w:val="Normal"/>
-    <w:next w:val="Normal"/>
-    <w:qFormat/>
-    <w:rPr>
-      <w:color w:val="2E74B5"/>
-      <w:sz w:val="26"/>
-      <w:szCs w:val="26"/>
     </w:rPr>
   </w:style>
   <w:style w:type="paragraph" w:styleId="Heading3">
@@ -7360,4 +7968,294 @@
     </w:rPr>
   </w:style>
 </w:styles>
+</file>
+
+<file path=word/theme/theme1.xml><?xml version="1.0" encoding="utf-8"?>
+<a:theme xmlns:a="http://schemas.openxmlformats.org/drawingml/2006/main" name="Office Theme">
+  <a:themeElements>
+    <a:clrScheme name="Office">
+      <a:dk1>
+        <a:sysClr val="windowText" lastClr="000000"/>
+      </a:dk1>
+      <a:lt1>
+        <a:sysClr val="window" lastClr="FFFFFF"/>
+      </a:lt1>
+      <a:dk2>
+        <a:srgbClr val="44546A"/>
+      </a:dk2>
+      <a:lt2>
+        <a:srgbClr val="E7E6E6"/>
+      </a:lt2>
+      <a:accent1>
+        <a:srgbClr val="4472C4"/>
+      </a:accent1>
+      <a:accent2>
+        <a:srgbClr val="ED7D31"/>
+      </a:accent2>
+      <a:accent3>
+        <a:srgbClr val="A5A5A5"/>
+      </a:accent3>
+      <a:accent4>
+        <a:srgbClr val="FFC000"/>
+      </a:accent4>
+      <a:accent5>
+        <a:srgbClr val="5B9BD5"/>
+      </a:accent5>
+      <a:accent6>
+        <a:srgbClr val="70AD47"/>
+      </a:accent6>
+      <a:hlink>
+        <a:srgbClr val="0563C1"/>
+      </a:hlink>
+      <a:folHlink>
+        <a:srgbClr val="954F72"/>
+      </a:folHlink>
+    </a:clrScheme>
+    <a:fontScheme name="Office">
+      <a:majorFont>
+        <a:latin typeface="Calibri Light" panose="020F0302020204030204"/>
+        <a:ea typeface=""/>
+        <a:cs typeface=""/>
+        <a:font script="Jpan" typeface="游ゴシック Light"/>
+        <a:font script="Hang" typeface="맑은 고딕"/>
+        <a:font script="Hans" typeface="等线 Light"/>
+        <a:font script="Hant" typeface="新細明體"/>
+        <a:font script="Arab" typeface="Times New Roman"/>
+        <a:font script="Hebr" typeface="Times New Roman"/>
+        <a:font script="Thai" typeface="Angsana New"/>
+        <a:font script="Ethi" typeface="Nyala"/>
+        <a:font script="Beng" typeface="Vrinda"/>
+        <a:font script="Gujr" typeface="Shruti"/>
+        <a:font script="Khmr" typeface="MoolBoran"/>
+        <a:font script="Knda" typeface="Tunga"/>
+        <a:font script="Guru" typeface="Raavi"/>
+        <a:font script="Cans" typeface="Euphemia"/>
+        <a:font script="Cher" typeface="Plantagenet Cherokee"/>
+        <a:font script="Yiii" typeface="Microsoft Yi Baiti"/>
+        <a:font script="Tibt" typeface="Microsoft Himalaya"/>
+        <a:font script="Thaa" typeface="MV Boli"/>
+        <a:font script="Deva" typeface="Mangal"/>
+        <a:font script="Telu" typeface="Gautami"/>
+        <a:font script="Taml" typeface="Latha"/>
+        <a:font script="Syrc" typeface="Estrangelo Edessa"/>
+        <a:font script="Orya" typeface="Kalinga"/>
+        <a:font script="Mlym" typeface="Kartika"/>
+        <a:font script="Laoo" typeface="DokChampa"/>
+        <a:font script="Sinh" typeface="Iskoola Pota"/>
+        <a:font script="Mong" typeface="Mongolian Baiti"/>
+        <a:font script="Viet" typeface="Times New Roman"/>
+        <a:font script="Uigh" typeface="Microsoft Uighur"/>
+        <a:font script="Geor" typeface="Sylfaen"/>
+        <a:font script="Armn" typeface="Arial"/>
+        <a:font script="Bugi" typeface="Leelawadee UI"/>
+        <a:font script="Bopo" typeface="Microsoft JhengHei"/>
+        <a:font script="Java" typeface="Javanese Text"/>
+        <a:font script="Lisu" typeface="Segoe UI"/>
+        <a:font script="Mymr" typeface="Myanmar Text"/>
+        <a:font script="Nkoo" typeface="Ebrima"/>
+        <a:font script="Olck" typeface="Nirmala UI"/>
+        <a:font script="Osma" typeface="Ebrima"/>
+        <a:font script="Phag" typeface="Phagspa"/>
+        <a:font script="Syrn" typeface="Estrangelo Edessa"/>
+        <a:font script="Syrj" typeface="Estrangelo Edessa"/>
+        <a:font script="Syre" typeface="Estrangelo Edessa"/>
+        <a:font script="Sora" typeface="Nirmala UI"/>
+        <a:font script="Tale" typeface="Microsoft Tai Le"/>
+        <a:font script="Talu" typeface="Microsoft New Tai Lue"/>
+        <a:font script="Tfng" typeface="Ebrima"/>
+      </a:majorFont>
+      <a:minorFont>
+        <a:latin typeface="Calibri" panose="020F0502020204030204"/>
+        <a:ea typeface=""/>
+        <a:cs typeface=""/>
+        <a:font script="Jpan" typeface="游明朝"/>
+        <a:font script="Hang" typeface="맑은 고딕"/>
+        <a:font script="Hans" typeface="等线"/>
+        <a:font script="Hant" typeface="新細明體"/>
+        <a:font script="Arab" typeface="Arial"/>
+        <a:font script="Hebr" typeface="Arial"/>
+        <a:font script="Thai" typeface="Cordia New"/>
+        <a:font script="Ethi" typeface="Nyala"/>
+        <a:font script="Beng" typeface="Vrinda"/>
+        <a:font script="Gujr" typeface="Shruti"/>
+        <a:font script="Khmr" typeface="DaunPenh"/>
+        <a:font script="Knda" typeface="Tunga"/>
+        <a:font script="Guru" typeface="Raavi"/>
+        <a:font script="Cans" typeface="Euphemia"/>
+        <a:font script="Cher" typeface="Plantagenet Cherokee"/>
+        <a:font script="Yiii" typeface="Microsoft Yi Baiti"/>
+        <a:font script="Tibt" typeface="Microsoft Himalaya"/>
+        <a:font script="Thaa" typeface="MV Boli"/>
+        <a:font script="Deva" typeface="Mangal"/>
+        <a:font script="Telu" typeface="Gautami"/>
+        <a:font script="Taml" typeface="Latha"/>
+        <a:font script="Syrc" typeface="Estrangelo Edessa"/>
+        <a:font script="Orya" typeface="Kalinga"/>
+        <a:font script="Mlym" typeface="Kartika"/>
+        <a:font script="Laoo" typeface="DokChampa"/>
+        <a:font script="Sinh" typeface="Iskoola Pota"/>
+        <a:font script="Mong" typeface="Mongolian Baiti"/>
+        <a:font script="Viet" typeface="Arial"/>
+        <a:font script="Uigh" typeface="Microsoft Uighur"/>
+        <a:font script="Geor" typeface="Sylfaen"/>
+        <a:font script="Armn" typeface="Arial"/>
+        <a:font script="Bugi" typeface="Leelawadee UI"/>
+        <a:font script="Bopo" typeface="Microsoft JhengHei"/>
+        <a:font script="Java" typeface="Javanese Text"/>
+        <a:font script="Lisu" typeface="Segoe UI"/>
+        <a:font script="Mymr" typeface="Myanmar Text"/>
+        <a:font script="Nkoo" typeface="Ebrima"/>
+        <a:font script="Olck" typeface="Nirmala UI"/>
+        <a:font script="Osma" typeface="Ebrima"/>
+        <a:font script="Phag" typeface="Phagspa"/>
+        <a:font script="Syrn" typeface="Estrangelo Edessa"/>
+        <a:font script="Syrj" typeface="Estrangelo Edessa"/>
+        <a:font script="Syre" typeface="Estrangelo Edessa"/>
+        <a:font script="Sora" typeface="Nirmala UI"/>
+        <a:font script="Tale" typeface="Microsoft Tai Le"/>
+        <a:font script="Talu" typeface="Microsoft New Tai Lue"/>
+        <a:font script="Tfng" typeface="Ebrima"/>
+      </a:minorFont>
+    </a:fontScheme>
+    <a:fmtScheme name="Office">
+      <a:fillStyleLst>
+        <a:solidFill>
+          <a:schemeClr val="phClr"/>
+        </a:solidFill>
+        <a:gradFill rotWithShape="true">
+          <a:gsLst>
+            <a:gs pos="0">
+              <a:schemeClr val="phClr">
+                <a:lumMod val="110000"/>
+                <a:satMod val="105000"/>
+                <a:tint val="67000"/>
+              </a:schemeClr>
+            </a:gs>
+            <a:gs pos="50000">
+              <a:schemeClr val="phClr">
+                <a:lumMod val="105000"/>
+                <a:satMod val="103000"/>
+                <a:tint val="73000"/>
+              </a:schemeClr>
+            </a:gs>
+            <a:gs pos="100000">
+              <a:schemeClr val="phClr">
+                <a:lumMod val="105000"/>
+                <a:satMod val="109000"/>
+                <a:tint val="81000"/>
+              </a:schemeClr>
+            </a:gs>
+          </a:gsLst>
+          <a:lin ang="5400000" scaled="false"/>
+        </a:gradFill>
+        <a:gradFill rotWithShape="true">
+          <a:gsLst>
+            <a:gs pos="0">
+              <a:schemeClr val="phClr">
+                <a:satMod val="103000"/>
+                <a:lumMod val="102000"/>
+                <a:tint val="94000"/>
+              </a:schemeClr>
+            </a:gs>
+            <a:gs pos="50000">
+              <a:schemeClr val="phClr">
+                <a:satMod val="110000"/>
+                <a:lumMod val="100000"/>
+                <a:shade val="100000"/>
+              </a:schemeClr>
+            </a:gs>
+            <a:gs pos="100000">
+              <a:schemeClr val="phClr">
+                <a:lumMod val="99000"/>
+                <a:satMod val="120000"/>
+                <a:shade val="78000"/>
+              </a:schemeClr>
+            </a:gs>
+          </a:gsLst>
+          <a:lin ang="5400000" scaled="false"/>
+        </a:gradFill>
+      </a:fillStyleLst>
+      <a:lnStyleLst>
+        <a:ln w="6350" cap="flat" cmpd="sng" algn="ctr">
+          <a:solidFill>
+            <a:schemeClr val="phClr"/>
+          </a:solidFill>
+          <a:prstDash val="solid"/>
+          <a:miter lim="800000"/>
+        </a:ln>
+        <a:ln w="12700" cap="flat" cmpd="sng" algn="ctr">
+          <a:solidFill>
+            <a:schemeClr val="phClr"/>
+          </a:solidFill>
+          <a:prstDash val="solid"/>
+          <a:miter lim="800000"/>
+        </a:ln>
+        <a:ln w="19050" cap="flat" cmpd="sng" algn="ctr">
+          <a:solidFill>
+            <a:schemeClr val="phClr"/>
+          </a:solidFill>
+          <a:prstDash val="solid"/>
+          <a:miter lim="800000"/>
+        </a:ln>
+      </a:lnStyleLst>
+      <a:effectStyleLst>
+        <a:effectStyle>
+          <a:effectLst/>
+        </a:effectStyle>
+        <a:effectStyle>
+          <a:effectLst/>
+        </a:effectStyle>
+        <a:effectStyle>
+          <a:effectLst>
+            <a:outerShdw blurRad="57150" dist="19050" dir="5400000" algn="ctr" rotWithShape="false">
+              <a:srgbClr val="000000">
+                <a:alpha val="63000"/>
+              </a:srgbClr>
+            </a:outerShdw>
+          </a:effectLst>
+        </a:effectStyle>
+      </a:effectStyleLst>
+      <a:bgFillStyleLst>
+        <a:solidFill>
+          <a:schemeClr val="phClr"/>
+        </a:solidFill>
+        <a:solidFill>
+          <a:schemeClr val="phClr">
+            <a:tint val="95000"/>
+            <a:satMod val="170000"/>
+          </a:schemeClr>
+        </a:solidFill>
+        <a:gradFill rotWithShape="true">
+          <a:gsLst>
+            <a:gs pos="0">
+              <a:schemeClr val="phClr">
+                <a:tint val="93000"/>
+                <a:satMod val="150000"/>
+                <a:shade val="98000"/>
+                <a:lumMod val="102000"/>
+              </a:schemeClr>
+            </a:gs>
+            <a:gs pos="50000">
+              <a:schemeClr val="phClr">
+                <a:tint val="98000"/>
+                <a:satMod val="130000"/>
+                <a:shade val="90000"/>
+                <a:lumMod val="103000"/>
+              </a:schemeClr>
+            </a:gs>
+            <a:gs pos="100000">
+              <a:schemeClr val="phClr">
+                <a:shade val="63000"/>
+                <a:satMod val="120000"/>
+              </a:schemeClr>
+            </a:gs>
+          </a:gsLst>
+          <a:lin ang="5400000" scaled="false"/>
+        </a:gradFill>
+      </a:bgFillStyleLst>
+    </a:fmtScheme>
+  </a:themeElements>
+  <a:objectDefaults/>
+  <a:extraClrSchemeLst/>
+</a:theme>
 </file>